--- a/spa/docx/35.content.docx
+++ b/spa/docx/35.content.docx
@@ -28,22 +28,6 @@
       </w:r>
     </w:p>
     <w:p>
-      <w:pPr>
-        <w:pStyle w:val="Heading2"/>
-      </w:pPr>
-      <w:r>
-        <w:rPr>
-          <w:lang w:val="es_ES" w:bidi="es_ES"/>
-        </w:rPr>
-        <w:t>License Information</w:t>
-      </w:r>
-      <w:r>
-        <w:rPr>
-          <w:lang w:val="es_ES" w:bidi="es_ES"/>
-        </w:rPr>
-      </w:r>
-    </w:p>
-    <w:p>
       <w:pPr/>
       <w:r>
         <w:rPr>
@@ -61,13 +45,7 @@
         <w:rPr>
           <w:lang w:val="es_ES" w:bidi="es_ES"/>
         </w:rPr>
-        <w:t xml:space="preserve"> (Spanish) is based on</w:t>
-      </w:r>
-      <w:r>
-        <w:rPr>
-          <w:lang w:val="es_ES" w:bidi="es_ES"/>
-        </w:rPr>
-        <w:t xml:space="preserve">: </w:t>
+        <w:t xml:space="preserve"> (Spanish) is based on: </w:t>
       </w:r>
       <w:r>
         <w:rPr>
@@ -188,19 +166,6 @@
       <w:pPr>
         <w:pStyle w:val="Heading2"/>
       </w:pPr>
-      <w:r>
-        <w:rPr>
-          <w:lang w:val="es_ES" w:bidi="es_ES"/>
-        </w:rPr>
-      </w:r>
-    </w:p>
-    <w:p>
-      <w:pPr/>
-      <w:r>
-        <w:rPr>
-          <w:lang w:val="es_ES" w:bidi="es_ES"/>
-        </w:rPr>
-      </w:r>
       <w:r>
         <w:rPr>
           <w:lang w:val="es_ES" w:bidi="es_ES"/>

--- a/spa/docx/35.content.docx
+++ b/spa/docx/35.content.docx
@@ -45,19 +45,7 @@
         <w:rPr>
           <w:lang w:val="es_ES" w:bidi="es_ES"/>
         </w:rPr>
-        <w:t xml:space="preserve"> (Spanish) is based on: </w:t>
-      </w:r>
-      <w:r>
-        <w:rPr>
-          <w:lang w:val="es_ES" w:bidi="es_ES"/>
-        </w:rPr>
-        <w:t>Reina Valera 1909</w:t>
-      </w:r>
-      <w:r>
-        <w:rPr>
-          <w:lang w:val="es_ES" w:bidi="es_ES"/>
-        </w:rPr>
-        <w:t xml:space="preserve">, </w:t>
+        <w:t xml:space="preserve"> © 1909 </w:t>
       </w:r>
       <w:hyperlink r:id="rId13">
         <w:r>
@@ -75,9 +63,9 @@
         <w:rPr>
           <w:lang w:val="es_ES" w:bidi="es_ES"/>
         </w:rPr>
-        <w:t xml:space="preserve">, None, which is licensed under a </w:t>
-      </w:r>
-      <w:hyperlink r:id="rId14">
+        <w:t xml:space="preserve">, licensed under a </w:t>
+      </w:r>
+      <w:hyperlink r:id="rId13">
         <w:r>
           <w:rPr>
             <w:lang w:val="es_ES" w:bidi="es_ES"/>
@@ -94,25 +82,6 @@
           <w:lang w:val="es_ES" w:bidi="es_ES"/>
         </w:rPr>
         <w:t>.</w:t>
-      </w:r>
-      <w:r>
-        <w:rPr>
-          <w:lang w:val="es_ES" w:bidi="es_ES"/>
-        </w:rPr>
-      </w:r>
-    </w:p>
-    <w:p>
-      <w:pPr/>
-      <w:r>
-        <w:rPr>
-          <w:lang w:val="es_ES" w:bidi="es_ES"/>
-        </w:rPr>
-      </w:r>
-      <w:r>
-        <w:rPr>
-          <w:lang w:val="es_ES" w:bidi="es_ES"/>
-        </w:rPr>
-        <w:t>This PDF version is provided under the same license.</w:t>
       </w:r>
       <w:r>
         <w:rPr>
@@ -212,12 +181,377 @@
       </w:pPr>
     </w:p>
     <w:p>
+      <w:pPr>
+        <w:pStyle w:val="Heading2"/>
+      </w:pPr>
+      <w:r>
+        <w:rPr>
+          <w:lang w:val="es_ES" w:bidi="es_ES"/>
+        </w:rPr>
+        <w:t>Habacuc 1:1</w:t>
+      </w:r>
+      <w:r>
+        <w:rPr>
+          <w:lang w:val="es_ES" w:bidi="es_ES"/>
+        </w:rPr>
+      </w:r>
+    </w:p>
+    <w:p>
       <w:pPr/>
       <w:r>
         <w:rPr>
           <w:lang w:val="es_ES" w:bidi="es_ES"/>
         </w:rPr>
       </w:r>
+      <w:r>
+        <w:rPr>
+          <w:vertAlign w:val="superscript"/>
+          <w:lang w:val="es_ES" w:bidi="es_ES"/>
+        </w:rPr>
+        <w:t>1</w:t>
+      </w:r>
+      <w:r>
+        <w:rPr>
+          <w:lang w:val="es_ES" w:bidi="es_ES"/>
+        </w:rPr>
+        <w:t xml:space="preserve"> LA carga que vió Habacuc profeta.</w:t>
+      </w:r>
+    </w:p>
+    <w:p>
+      <w:pPr/>
+      <w:r>
+        <w:rPr>
+          <w:lang w:val="es_ES" w:bidi="es_ES"/>
+        </w:rPr>
+      </w:r>
+      <w:r>
+        <w:rPr>
+          <w:vertAlign w:val="superscript"/>
+          <w:lang w:val="es_ES" w:bidi="es_ES"/>
+        </w:rPr>
+        <w:t>2</w:t>
+      </w:r>
+      <w:r>
+        <w:rPr>
+          <w:lang w:val="es_ES" w:bidi="es_ES"/>
+        </w:rPr>
+        <w:t xml:space="preserve"> ¿Hasta cuándo, oh Jehová, clamaré, y no oirás; y daré voces á ti á causa de la violencia, y no salvarás?</w:t>
+      </w:r>
+    </w:p>
+    <w:p>
+      <w:pPr/>
+      <w:r>
+        <w:rPr>
+          <w:lang w:val="es_ES" w:bidi="es_ES"/>
+        </w:rPr>
+      </w:r>
+      <w:r>
+        <w:rPr>
+          <w:vertAlign w:val="superscript"/>
+          <w:lang w:val="es_ES" w:bidi="es_ES"/>
+        </w:rPr>
+        <w:t>3</w:t>
+      </w:r>
+      <w:r>
+        <w:rPr>
+          <w:lang w:val="es_ES" w:bidi="es_ES"/>
+        </w:rPr>
+        <w:t xml:space="preserve"> ¿Por qué me haces ver iniquidad, y haces que mire molestia, y saco y violencia delante de mí, habiendo además quien levante pleito y contienda?</w:t>
+      </w:r>
+    </w:p>
+    <w:p>
+      <w:pPr/>
+      <w:r>
+        <w:rPr>
+          <w:lang w:val="es_ES" w:bidi="es_ES"/>
+        </w:rPr>
+      </w:r>
+      <w:r>
+        <w:rPr>
+          <w:vertAlign w:val="superscript"/>
+          <w:lang w:val="es_ES" w:bidi="es_ES"/>
+        </w:rPr>
+        <w:t>4</w:t>
+      </w:r>
+      <w:r>
+        <w:rPr>
+          <w:lang w:val="es_ES" w:bidi="es_ES"/>
+        </w:rPr>
+        <w:t xml:space="preserve"> Por lo cual la ley es debilitada, y el juicio no sale verdadero: por cuanto el impío asedia al justo, por eso sale torcido el juicio.</w:t>
+      </w:r>
+    </w:p>
+    <w:p>
+      <w:pPr/>
+      <w:r>
+        <w:rPr>
+          <w:lang w:val="es_ES" w:bidi="es_ES"/>
+        </w:rPr>
+      </w:r>
+      <w:r>
+        <w:rPr>
+          <w:vertAlign w:val="superscript"/>
+          <w:lang w:val="es_ES" w:bidi="es_ES"/>
+        </w:rPr>
+        <w:t>5</w:t>
+      </w:r>
+      <w:r>
+        <w:rPr>
+          <w:lang w:val="es_ES" w:bidi="es_ES"/>
+        </w:rPr>
+        <w:t xml:space="preserve"> Mirad en las gentes, y ved, y maravillaos pasmosamente; porque obra será hecha en vuestros días, que aun cuando se os contare, no la creeréis.</w:t>
+      </w:r>
+    </w:p>
+    <w:p>
+      <w:pPr/>
+      <w:r>
+        <w:rPr>
+          <w:lang w:val="es_ES" w:bidi="es_ES"/>
+        </w:rPr>
+      </w:r>
+      <w:r>
+        <w:rPr>
+          <w:vertAlign w:val="superscript"/>
+          <w:lang w:val="es_ES" w:bidi="es_ES"/>
+        </w:rPr>
+        <w:t>6</w:t>
+      </w:r>
+      <w:r>
+        <w:rPr>
+          <w:lang w:val="es_ES" w:bidi="es_ES"/>
+        </w:rPr>
+        <w:t xml:space="preserve"> Porque he aquí, yo levanto los Caldeos, gente amarga y presurosa, que camina por la anchura de la tierra para poseer las habitaciones ajenas.</w:t>
+      </w:r>
+    </w:p>
+    <w:p>
+      <w:pPr/>
+      <w:r>
+        <w:rPr>
+          <w:lang w:val="es_ES" w:bidi="es_ES"/>
+        </w:rPr>
+      </w:r>
+      <w:r>
+        <w:rPr>
+          <w:vertAlign w:val="superscript"/>
+          <w:lang w:val="es_ES" w:bidi="es_ES"/>
+        </w:rPr>
+        <w:t>7</w:t>
+      </w:r>
+      <w:r>
+        <w:rPr>
+          <w:lang w:val="es_ES" w:bidi="es_ES"/>
+        </w:rPr>
+        <w:t xml:space="preserve"> Espantosa es y terrible: de ella misma saldrá su derecho y su grandeza.</w:t>
+      </w:r>
+    </w:p>
+    <w:p>
+      <w:pPr/>
+      <w:r>
+        <w:rPr>
+          <w:lang w:val="es_ES" w:bidi="es_ES"/>
+        </w:rPr>
+      </w:r>
+      <w:r>
+        <w:rPr>
+          <w:vertAlign w:val="superscript"/>
+          <w:lang w:val="es_ES" w:bidi="es_ES"/>
+        </w:rPr>
+        <w:t>8</w:t>
+      </w:r>
+      <w:r>
+        <w:rPr>
+          <w:lang w:val="es_ES" w:bidi="es_ES"/>
+        </w:rPr>
+        <w:t xml:space="preserve"> Y serán sus caballos más ligeros que tigres, y más agudos que lobos de tarde; y sus jinetes se multiplicarán: vendrán de lejos sus caballeros, y volarán como águilas que se apresuran á la comida.</w:t>
+      </w:r>
+    </w:p>
+    <w:p>
+      <w:pPr/>
+      <w:r>
+        <w:rPr>
+          <w:lang w:val="es_ES" w:bidi="es_ES"/>
+        </w:rPr>
+      </w:r>
+      <w:r>
+        <w:rPr>
+          <w:vertAlign w:val="superscript"/>
+          <w:lang w:val="es_ES" w:bidi="es_ES"/>
+        </w:rPr>
+        <w:t>9</w:t>
+      </w:r>
+      <w:r>
+        <w:rPr>
+          <w:lang w:val="es_ES" w:bidi="es_ES"/>
+        </w:rPr>
+        <w:t xml:space="preserve"> Toda ella vendrá á la presa: delante de sus caras viento solano; y juntará cautivos como arena.</w:t>
+      </w:r>
+    </w:p>
+    <w:p>
+      <w:pPr/>
+      <w:r>
+        <w:rPr>
+          <w:lang w:val="es_ES" w:bidi="es_ES"/>
+        </w:rPr>
+      </w:r>
+      <w:r>
+        <w:rPr>
+          <w:vertAlign w:val="superscript"/>
+          <w:lang w:val="es_ES" w:bidi="es_ES"/>
+        </w:rPr>
+        <w:t>10</w:t>
+      </w:r>
+      <w:r>
+        <w:rPr>
+          <w:lang w:val="es_ES" w:bidi="es_ES"/>
+        </w:rPr>
+        <w:t xml:space="preserve"> Y escarnecerá de los reyes, y de los príncipes hará burla: reiráse de toda fortaleza, y amontonará polvo, y la tomará.</w:t>
+      </w:r>
+    </w:p>
+    <w:p>
+      <w:pPr/>
+      <w:r>
+        <w:rPr>
+          <w:lang w:val="es_ES" w:bidi="es_ES"/>
+        </w:rPr>
+      </w:r>
+      <w:r>
+        <w:rPr>
+          <w:vertAlign w:val="superscript"/>
+          <w:lang w:val="es_ES" w:bidi="es_ES"/>
+        </w:rPr>
+        <w:t>11</w:t>
+      </w:r>
+      <w:r>
+        <w:rPr>
+          <w:lang w:val="es_ES" w:bidi="es_ES"/>
+        </w:rPr>
+        <w:t xml:space="preserve"> Luego mudará espíritu, y pasará adelante, y ofenderá atribuyendo esta su potencia á su dios.</w:t>
+      </w:r>
+    </w:p>
+    <w:p>
+      <w:pPr/>
+      <w:r>
+        <w:rPr>
+          <w:lang w:val="es_ES" w:bidi="es_ES"/>
+        </w:rPr>
+      </w:r>
+      <w:r>
+        <w:rPr>
+          <w:vertAlign w:val="superscript"/>
+          <w:lang w:val="es_ES" w:bidi="es_ES"/>
+        </w:rPr>
+        <w:t>12</w:t>
+      </w:r>
+      <w:r>
+        <w:rPr>
+          <w:lang w:val="es_ES" w:bidi="es_ES"/>
+        </w:rPr>
+        <w:t xml:space="preserve"> ¿No eres tú desde el principio, oh Jehová, Dios mío, Santo mío? No moriremos. Oh Jehová, para juicio lo pusiste; y tú, oh Roca, lo fundaste para castigar.</w:t>
+      </w:r>
+    </w:p>
+    <w:p>
+      <w:pPr/>
+      <w:r>
+        <w:rPr>
+          <w:lang w:val="es_ES" w:bidi="es_ES"/>
+        </w:rPr>
+      </w:r>
+      <w:r>
+        <w:rPr>
+          <w:vertAlign w:val="superscript"/>
+          <w:lang w:val="es_ES" w:bidi="es_ES"/>
+        </w:rPr>
+        <w:t>13</w:t>
+      </w:r>
+      <w:r>
+        <w:rPr>
+          <w:lang w:val="es_ES" w:bidi="es_ES"/>
+        </w:rPr>
+        <w:t xml:space="preserve"> Muy limpio eres de ojos para ver el mal, ni puedes ver el agravio: ¿por qué ves los menospreciadores, y callas cuando destruye el impío al más justo que él,</w:t>
+      </w:r>
+    </w:p>
+    <w:p>
+      <w:pPr/>
+      <w:r>
+        <w:rPr>
+          <w:lang w:val="es_ES" w:bidi="es_ES"/>
+        </w:rPr>
+      </w:r>
+      <w:r>
+        <w:rPr>
+          <w:vertAlign w:val="superscript"/>
+          <w:lang w:val="es_ES" w:bidi="es_ES"/>
+        </w:rPr>
+        <w:t>14</w:t>
+      </w:r>
+      <w:r>
+        <w:rPr>
+          <w:lang w:val="es_ES" w:bidi="es_ES"/>
+        </w:rPr>
+        <w:t xml:space="preserve"> Y haces que sean los hombres como los peces de la mar, como reptiles que no tienen señor?</w:t>
+      </w:r>
+    </w:p>
+    <w:p>
+      <w:pPr/>
+      <w:r>
+        <w:rPr>
+          <w:lang w:val="es_ES" w:bidi="es_ES"/>
+        </w:rPr>
+      </w:r>
+      <w:r>
+        <w:rPr>
+          <w:vertAlign w:val="superscript"/>
+          <w:lang w:val="es_ES" w:bidi="es_ES"/>
+        </w:rPr>
+        <w:t>15</w:t>
+      </w:r>
+      <w:r>
+        <w:rPr>
+          <w:lang w:val="es_ES" w:bidi="es_ES"/>
+        </w:rPr>
+        <w:t xml:space="preserve"> Sacará á todos con anzuelo, cogerálos con su red, y juntarálos en su aljerife: por lo cual se holgará y hará alegrías.</w:t>
+      </w:r>
+    </w:p>
+    <w:p>
+      <w:pPr/>
+      <w:r>
+        <w:rPr>
+          <w:lang w:val="es_ES" w:bidi="es_ES"/>
+        </w:rPr>
+      </w:r>
+      <w:r>
+        <w:rPr>
+          <w:vertAlign w:val="superscript"/>
+          <w:lang w:val="es_ES" w:bidi="es_ES"/>
+        </w:rPr>
+        <w:t>16</w:t>
+      </w:r>
+      <w:r>
+        <w:rPr>
+          <w:lang w:val="es_ES" w:bidi="es_ES"/>
+        </w:rPr>
+        <w:t xml:space="preserve"> Por esto hará sacrificios á su red, y ofrecerá sahumerios á su aljerife: porque con ellos engordó su porción, y engrasó su comida.</w:t>
+      </w:r>
+    </w:p>
+    <w:p>
+      <w:pPr/>
+      <w:r>
+        <w:rPr>
+          <w:lang w:val="es_ES" w:bidi="es_ES"/>
+        </w:rPr>
+      </w:r>
+      <w:r>
+        <w:rPr>
+          <w:vertAlign w:val="superscript"/>
+          <w:lang w:val="es_ES" w:bidi="es_ES"/>
+        </w:rPr>
+        <w:t>17</w:t>
+      </w:r>
+      <w:r>
+        <w:rPr>
+          <w:lang w:val="es_ES" w:bidi="es_ES"/>
+        </w:rPr>
+        <w:t xml:space="preserve"> ¿Vaciará por eso su red, ó tendrá piedad de matar gentes continuamente?</w:t>
+      </w:r>
     </w:p>
     <w:p>
       <w:pPr>
@@ -227,7 +561,7 @@
         <w:rPr>
           <w:lang w:val="es_ES" w:bidi="es_ES"/>
         </w:rPr>
-        <w:t>Habakkuk 1:1</w:t>
+        <w:t>Habacuc 2:1</w:t>
       </w:r>
       <w:r>
         <w:rPr>
@@ -253,17 +587,7 @@
         <w:rPr>
           <w:lang w:val="es_ES" w:bidi="es_ES"/>
         </w:rPr>
-        <w:t xml:space="preserve"> LA carga que vió Habacuc profeta.</w:t>
-      </w:r>
-      <w:r>
-        <w:rPr>
-          <w:lang w:val="es_ES" w:bidi="es_ES"/>
-        </w:rPr>
-      </w:r>
-      <w:r>
-        <w:rPr>
-          <w:lang w:val="es_ES" w:bidi="es_ES"/>
-        </w:rPr>
+        <w:t xml:space="preserve"> SOBRE mi guarda estaré, y sobre la fortaleza afirmaré el pie, y atalayaré para ver qué hablará en mí, y qué tengo de responder á mi pregunta.</w:t>
       </w:r>
     </w:p>
     <w:p>
@@ -273,6 +597,19 @@
           <w:lang w:val="es_ES" w:bidi="es_ES"/>
         </w:rPr>
       </w:r>
+      <w:r>
+        <w:rPr>
+          <w:vertAlign w:val="superscript"/>
+          <w:lang w:val="es_ES" w:bidi="es_ES"/>
+        </w:rPr>
+        <w:t>2</w:t>
+      </w:r>
+      <w:r>
+        <w:rPr>
+          <w:lang w:val="es_ES" w:bidi="es_ES"/>
+        </w:rPr>
+        <w:t xml:space="preserve"> Y Jehová me respondió, y dijo: Escribe la visión, y declárala en tablas, para que corra el que leyere en ella.</w:t>
+      </w:r>
     </w:p>
     <w:p>
       <w:pPr/>
@@ -286,23 +623,428 @@
           <w:vertAlign w:val="superscript"/>
           <w:lang w:val="es_ES" w:bidi="es_ES"/>
         </w:rPr>
+        <w:t>3</w:t>
+      </w:r>
+      <w:r>
+        <w:rPr>
+          <w:lang w:val="es_ES" w:bidi="es_ES"/>
+        </w:rPr>
+        <w:t xml:space="preserve"> Aunque la visión tardará aún por tiempo, mas al fin hablará, y no mentirá: aunque se tardare, espéralo, que sin duda vendrá; no tardará.</w:t>
+      </w:r>
+    </w:p>
+    <w:p>
+      <w:pPr/>
+      <w:r>
+        <w:rPr>
+          <w:lang w:val="es_ES" w:bidi="es_ES"/>
+        </w:rPr>
+      </w:r>
+      <w:r>
+        <w:rPr>
+          <w:vertAlign w:val="superscript"/>
+          <w:lang w:val="es_ES" w:bidi="es_ES"/>
+        </w:rPr>
+        <w:t>4</w:t>
+      </w:r>
+      <w:r>
+        <w:rPr>
+          <w:lang w:val="es_ES" w:bidi="es_ES"/>
+        </w:rPr>
+        <w:t xml:space="preserve"> He aquí se enorgullece aquel cuya alma no es derecha en él: mas el justo en su fe vivirá.</w:t>
+      </w:r>
+    </w:p>
+    <w:p>
+      <w:pPr/>
+      <w:r>
+        <w:rPr>
+          <w:lang w:val="es_ES" w:bidi="es_ES"/>
+        </w:rPr>
+      </w:r>
+      <w:r>
+        <w:rPr>
+          <w:vertAlign w:val="superscript"/>
+          <w:lang w:val="es_ES" w:bidi="es_ES"/>
+        </w:rPr>
+        <w:t>5</w:t>
+      </w:r>
+      <w:r>
+        <w:rPr>
+          <w:lang w:val="es_ES" w:bidi="es_ES"/>
+        </w:rPr>
+        <w:t xml:space="preserve"> Y también, por cuanto peca por el vino, es un hombre soberbio, y no permanecerá: que ensanchó como el infierno su alma, y es como la muerte, que no se hartará: antes reunió á sí todas las gentes, y amontonó á sí todos los pueblos.</w:t>
+      </w:r>
+    </w:p>
+    <w:p>
+      <w:pPr/>
+      <w:r>
+        <w:rPr>
+          <w:lang w:val="es_ES" w:bidi="es_ES"/>
+        </w:rPr>
+      </w:r>
+      <w:r>
+        <w:rPr>
+          <w:vertAlign w:val="superscript"/>
+          <w:lang w:val="es_ES" w:bidi="es_ES"/>
+        </w:rPr>
+        <w:t>6</w:t>
+      </w:r>
+      <w:r>
+        <w:rPr>
+          <w:lang w:val="es_ES" w:bidi="es_ES"/>
+        </w:rPr>
+        <w:t xml:space="preserve"> ¿No han de levantar todos estos sobre él parábola, y sarcasmos contra él? Y dirán: ¡Ay del que multiplicó lo que no era suyo! ¿Y hasta cuándo había de amontonar sobre sí espeso lodo?</w:t>
+      </w:r>
+    </w:p>
+    <w:p>
+      <w:pPr/>
+      <w:r>
+        <w:rPr>
+          <w:lang w:val="es_ES" w:bidi="es_ES"/>
+        </w:rPr>
+      </w:r>
+      <w:r>
+        <w:rPr>
+          <w:vertAlign w:val="superscript"/>
+          <w:lang w:val="es_ES" w:bidi="es_ES"/>
+        </w:rPr>
+        <w:t>7</w:t>
+      </w:r>
+      <w:r>
+        <w:rPr>
+          <w:lang w:val="es_ES" w:bidi="es_ES"/>
+        </w:rPr>
+        <w:t xml:space="preserve"> ¿No se levantarán de repente los que te han de morder, y se despertarán los que te han de quitar de tu lugar, y serás á ellos por rapiña?</w:t>
+      </w:r>
+    </w:p>
+    <w:p>
+      <w:pPr/>
+      <w:r>
+        <w:rPr>
+          <w:lang w:val="es_ES" w:bidi="es_ES"/>
+        </w:rPr>
+      </w:r>
+      <w:r>
+        <w:rPr>
+          <w:vertAlign w:val="superscript"/>
+          <w:lang w:val="es_ES" w:bidi="es_ES"/>
+        </w:rPr>
+        <w:t>8</w:t>
+      </w:r>
+      <w:r>
+        <w:rPr>
+          <w:lang w:val="es_ES" w:bidi="es_ES"/>
+        </w:rPr>
+        <w:t xml:space="preserve"> Porque tú has despojado muchas gentes, todos los otros pueblos te despojarán; á causa de las sangres humanas, y robos de la tierra, de las ciudades y de todos los que moraban en ellas.</w:t>
+      </w:r>
+    </w:p>
+    <w:p>
+      <w:pPr/>
+      <w:r>
+        <w:rPr>
+          <w:lang w:val="es_ES" w:bidi="es_ES"/>
+        </w:rPr>
+      </w:r>
+      <w:r>
+        <w:rPr>
+          <w:vertAlign w:val="superscript"/>
+          <w:lang w:val="es_ES" w:bidi="es_ES"/>
+        </w:rPr>
+        <w:t>9</w:t>
+      </w:r>
+      <w:r>
+        <w:rPr>
+          <w:lang w:val="es_ES" w:bidi="es_ES"/>
+        </w:rPr>
+        <w:t xml:space="preserve"> ¡Ay del que codicia maligna codicia para su casa, por poner en alto su nido, por escaparse del poder del mal!</w:t>
+      </w:r>
+    </w:p>
+    <w:p>
+      <w:pPr/>
+      <w:r>
+        <w:rPr>
+          <w:lang w:val="es_ES" w:bidi="es_ES"/>
+        </w:rPr>
+      </w:r>
+      <w:r>
+        <w:rPr>
+          <w:vertAlign w:val="superscript"/>
+          <w:lang w:val="es_ES" w:bidi="es_ES"/>
+        </w:rPr>
+        <w:t>10</w:t>
+      </w:r>
+      <w:r>
+        <w:rPr>
+          <w:lang w:val="es_ES" w:bidi="es_ES"/>
+        </w:rPr>
+        <w:t xml:space="preserve"> Tomaste consejo vergonzoso para tu casa, asolaste muchos pueblos, y has pecado contra tu vida.</w:t>
+      </w:r>
+    </w:p>
+    <w:p>
+      <w:pPr/>
+      <w:r>
+        <w:rPr>
+          <w:lang w:val="es_ES" w:bidi="es_ES"/>
+        </w:rPr>
+      </w:r>
+      <w:r>
+        <w:rPr>
+          <w:vertAlign w:val="superscript"/>
+          <w:lang w:val="es_ES" w:bidi="es_ES"/>
+        </w:rPr>
+        <w:t>11</w:t>
+      </w:r>
+      <w:r>
+        <w:rPr>
+          <w:lang w:val="es_ES" w:bidi="es_ES"/>
+        </w:rPr>
+        <w:t xml:space="preserve"> Porque la piedra clamará desde el muro, y la tabla del enmaderado le responderá.</w:t>
+      </w:r>
+    </w:p>
+    <w:p>
+      <w:pPr/>
+      <w:r>
+        <w:rPr>
+          <w:lang w:val="es_ES" w:bidi="es_ES"/>
+        </w:rPr>
+      </w:r>
+      <w:r>
+        <w:rPr>
+          <w:vertAlign w:val="superscript"/>
+          <w:lang w:val="es_ES" w:bidi="es_ES"/>
+        </w:rPr>
+        <w:t>12</w:t>
+      </w:r>
+      <w:r>
+        <w:rPr>
+          <w:lang w:val="es_ES" w:bidi="es_ES"/>
+        </w:rPr>
+        <w:t xml:space="preserve"> ¡Ay del que edifica la ciudad con sangres, y del que funda la villa con iniquidad!</w:t>
+      </w:r>
+    </w:p>
+    <w:p>
+      <w:pPr/>
+      <w:r>
+        <w:rPr>
+          <w:lang w:val="es_ES" w:bidi="es_ES"/>
+        </w:rPr>
+      </w:r>
+      <w:r>
+        <w:rPr>
+          <w:vertAlign w:val="superscript"/>
+          <w:lang w:val="es_ES" w:bidi="es_ES"/>
+        </w:rPr>
+        <w:t>13</w:t>
+      </w:r>
+      <w:r>
+        <w:rPr>
+          <w:lang w:val="es_ES" w:bidi="es_ES"/>
+        </w:rPr>
+        <w:t xml:space="preserve"> ¿No es esto de Jehová de los ejércitos? Los pueblos pues trabajarán para el fuego, y las gentes se fatigarán en vano.</w:t>
+      </w:r>
+    </w:p>
+    <w:p>
+      <w:pPr/>
+      <w:r>
+        <w:rPr>
+          <w:lang w:val="es_ES" w:bidi="es_ES"/>
+        </w:rPr>
+      </w:r>
+      <w:r>
+        <w:rPr>
+          <w:vertAlign w:val="superscript"/>
+          <w:lang w:val="es_ES" w:bidi="es_ES"/>
+        </w:rPr>
+        <w:t>14</w:t>
+      </w:r>
+      <w:r>
+        <w:rPr>
+          <w:lang w:val="es_ES" w:bidi="es_ES"/>
+        </w:rPr>
+        <w:t xml:space="preserve"> Porque la tierra será llena de conocimiento de la gloria de Jehová, como las aguas cubren la mar.</w:t>
+      </w:r>
+    </w:p>
+    <w:p>
+      <w:pPr/>
+      <w:r>
+        <w:rPr>
+          <w:lang w:val="es_ES" w:bidi="es_ES"/>
+        </w:rPr>
+      </w:r>
+      <w:r>
+        <w:rPr>
+          <w:vertAlign w:val="superscript"/>
+          <w:lang w:val="es_ES" w:bidi="es_ES"/>
+        </w:rPr>
+        <w:t>15</w:t>
+      </w:r>
+      <w:r>
+        <w:rPr>
+          <w:lang w:val="es_ES" w:bidi="es_ES"/>
+        </w:rPr>
+        <w:t xml:space="preserve"> ¡Ay del que da de beber á sus compañeros, que les acercas tu hiel y embriagas, para mirar sus desnudeces!</w:t>
+      </w:r>
+    </w:p>
+    <w:p>
+      <w:pPr/>
+      <w:r>
+        <w:rPr>
+          <w:lang w:val="es_ES" w:bidi="es_ES"/>
+        </w:rPr>
+      </w:r>
+      <w:r>
+        <w:rPr>
+          <w:vertAlign w:val="superscript"/>
+          <w:lang w:val="es_ES" w:bidi="es_ES"/>
+        </w:rPr>
+        <w:t>16</w:t>
+      </w:r>
+      <w:r>
+        <w:rPr>
+          <w:lang w:val="es_ES" w:bidi="es_ES"/>
+        </w:rPr>
+        <w:t xml:space="preserve"> Haste llenado de deshonra más que de honra: bebe tú también, y serás descubierto; el cáliz de la mano derecha de Jehová volverá sobre ti, y vómito de afrenta sobre tu gloria.</w:t>
+      </w:r>
+    </w:p>
+    <w:p>
+      <w:pPr/>
+      <w:r>
+        <w:rPr>
+          <w:lang w:val="es_ES" w:bidi="es_ES"/>
+        </w:rPr>
+      </w:r>
+      <w:r>
+        <w:rPr>
+          <w:vertAlign w:val="superscript"/>
+          <w:lang w:val="es_ES" w:bidi="es_ES"/>
+        </w:rPr>
+        <w:t>17</w:t>
+      </w:r>
+      <w:r>
+        <w:rPr>
+          <w:lang w:val="es_ES" w:bidi="es_ES"/>
+        </w:rPr>
+        <w:t xml:space="preserve"> Porque la rapiña del Líbano caerá sobre ti, y la destrucción de las fieras lo quebrantará; á causa de las sangres humanas, y del robo de la tierra, de las ciudades, y de todos los que en ellas moraban.</w:t>
+      </w:r>
+    </w:p>
+    <w:p>
+      <w:pPr/>
+      <w:r>
+        <w:rPr>
+          <w:lang w:val="es_ES" w:bidi="es_ES"/>
+        </w:rPr>
+      </w:r>
+      <w:r>
+        <w:rPr>
+          <w:vertAlign w:val="superscript"/>
+          <w:lang w:val="es_ES" w:bidi="es_ES"/>
+        </w:rPr>
+        <w:t>18</w:t>
+      </w:r>
+      <w:r>
+        <w:rPr>
+          <w:lang w:val="es_ES" w:bidi="es_ES"/>
+        </w:rPr>
+        <w:t xml:space="preserve"> ¿De qué sirve la escultura que esculpió el que la hizo? ¿la estatua de fundición, que enseña mentira, para que haciendo imágenes mudas confíe el hacedor en su obra?</w:t>
+      </w:r>
+    </w:p>
+    <w:p>
+      <w:pPr/>
+      <w:r>
+        <w:rPr>
+          <w:lang w:val="es_ES" w:bidi="es_ES"/>
+        </w:rPr>
+      </w:r>
+      <w:r>
+        <w:rPr>
+          <w:vertAlign w:val="superscript"/>
+          <w:lang w:val="es_ES" w:bidi="es_ES"/>
+        </w:rPr>
+        <w:t>19</w:t>
+      </w:r>
+      <w:r>
+        <w:rPr>
+          <w:lang w:val="es_ES" w:bidi="es_ES"/>
+        </w:rPr>
+        <w:t xml:space="preserve"> ¡Ay del que dice al palo: Despiértate; y á la piedra muda: Levántate! ¿Podrá él enseñar? He aquí él está cubierto de oro y plata, y no hay dentro de él espíritu.</w:t>
+      </w:r>
+    </w:p>
+    <w:p>
+      <w:pPr/>
+      <w:r>
+        <w:rPr>
+          <w:lang w:val="es_ES" w:bidi="es_ES"/>
+        </w:rPr>
+      </w:r>
+      <w:r>
+        <w:rPr>
+          <w:vertAlign w:val="superscript"/>
+          <w:lang w:val="es_ES" w:bidi="es_ES"/>
+        </w:rPr>
+        <w:t>20</w:t>
+      </w:r>
+      <w:r>
+        <w:rPr>
+          <w:lang w:val="es_ES" w:bidi="es_ES"/>
+        </w:rPr>
+        <w:t xml:space="preserve"> Mas Jehová está en su santo templo: calle delante de él toda la tierra.</w:t>
+      </w:r>
+    </w:p>
+    <w:p>
+      <w:pPr>
+        <w:pStyle w:val="Heading2"/>
+      </w:pPr>
+      <w:r>
+        <w:rPr>
+          <w:lang w:val="es_ES" w:bidi="es_ES"/>
+        </w:rPr>
+        <w:t>Habacuc 3:1</w:t>
+      </w:r>
+      <w:r>
+        <w:rPr>
+          <w:lang w:val="es_ES" w:bidi="es_ES"/>
+        </w:rPr>
+      </w:r>
+    </w:p>
+    <w:p>
+      <w:pPr/>
+      <w:r>
+        <w:rPr>
+          <w:lang w:val="es_ES" w:bidi="es_ES"/>
+        </w:rPr>
+      </w:r>
+      <w:r>
+        <w:rPr>
+          <w:vertAlign w:val="superscript"/>
+          <w:lang w:val="es_ES" w:bidi="es_ES"/>
+        </w:rPr>
+        <w:t>1</w:t>
+      </w:r>
+      <w:r>
+        <w:rPr>
+          <w:lang w:val="es_ES" w:bidi="es_ES"/>
+        </w:rPr>
+        <w:t xml:space="preserve"> ORACIÓN de Habacuc profeta, sobre Sigionoth.</w:t>
+      </w:r>
+    </w:p>
+    <w:p>
+      <w:pPr/>
+      <w:r>
+        <w:rPr>
+          <w:lang w:val="es_ES" w:bidi="es_ES"/>
+        </w:rPr>
+      </w:r>
+      <w:r>
+        <w:rPr>
+          <w:vertAlign w:val="superscript"/>
+          <w:lang w:val="es_ES" w:bidi="es_ES"/>
+        </w:rPr>
         <w:t>2</w:t>
       </w:r>
       <w:r>
         <w:rPr>
           <w:lang w:val="es_ES" w:bidi="es_ES"/>
         </w:rPr>
-        <w:t xml:space="preserve"> ¿Hasta cuándo, oh Jehová, clamaré, y no oirás; y daré voces á ti á causa de la violencia, y no salvarás?</w:t>
-      </w:r>
-      <w:r>
-        <w:rPr>
-          <w:lang w:val="es_ES" w:bidi="es_ES"/>
-        </w:rPr>
-      </w:r>
-      <w:r>
-        <w:rPr>
-          <w:lang w:val="es_ES" w:bidi="es_ES"/>
-        </w:rPr>
+        <w:t xml:space="preserve"> Oh Jehová, oído he tu palabra, y temí: oh Jehová, aviva tu obra en medio de los tiempos, en medio de los tiempos hazla conocer; en la ira acuérdate de la misericordia.</w:t>
       </w:r>
     </w:p>
     <w:p>
@@ -312,6 +1054,19 @@
           <w:lang w:val="es_ES" w:bidi="es_ES"/>
         </w:rPr>
       </w:r>
+      <w:r>
+        <w:rPr>
+          <w:vertAlign w:val="superscript"/>
+          <w:lang w:val="es_ES" w:bidi="es_ES"/>
+        </w:rPr>
+        <w:t>3</w:t>
+      </w:r>
+      <w:r>
+        <w:rPr>
+          <w:lang w:val="es_ES" w:bidi="es_ES"/>
+        </w:rPr>
+        <w:t xml:space="preserve"> Dios vendrá de Temán, y el Santo del monte de Parán. (Selah.) Su gloria cubrió los cielos, y la tierra se llenó de su alabanza.</w:t>
+      </w:r>
     </w:p>
     <w:p>
       <w:pPr/>
@@ -325,23 +1080,13 @@
           <w:vertAlign w:val="superscript"/>
           <w:lang w:val="es_ES" w:bidi="es_ES"/>
         </w:rPr>
-        <w:t>3</w:t>
-      </w:r>
-      <w:r>
-        <w:rPr>
-          <w:lang w:val="es_ES" w:bidi="es_ES"/>
-        </w:rPr>
-        <w:t xml:space="preserve"> ¿Por qué me haces ver iniquidad, y haces que mire molestia, y saco y violencia delante de mí, habiendo además quien levante pleito y contienda?</w:t>
-      </w:r>
-      <w:r>
-        <w:rPr>
-          <w:lang w:val="es_ES" w:bidi="es_ES"/>
-        </w:rPr>
-      </w:r>
-      <w:r>
-        <w:rPr>
-          <w:lang w:val="es_ES" w:bidi="es_ES"/>
-        </w:rPr>
+        <w:t>4</w:t>
+      </w:r>
+      <w:r>
+        <w:rPr>
+          <w:lang w:val="es_ES" w:bidi="es_ES"/>
+        </w:rPr>
+        <w:t xml:space="preserve"> Y el resplandor fué como la luz; rayos brillantes salían de su mano; y allí estaba escondida su fortaleza.</w:t>
       </w:r>
     </w:p>
     <w:p>
@@ -351,6 +1096,19 @@
           <w:lang w:val="es_ES" w:bidi="es_ES"/>
         </w:rPr>
       </w:r>
+      <w:r>
+        <w:rPr>
+          <w:vertAlign w:val="superscript"/>
+          <w:lang w:val="es_ES" w:bidi="es_ES"/>
+        </w:rPr>
+        <w:t>5</w:t>
+      </w:r>
+      <w:r>
+        <w:rPr>
+          <w:lang w:val="es_ES" w:bidi="es_ES"/>
+        </w:rPr>
+        <w:t xml:space="preserve"> Delante de su rostro iba mortandad, y á sus pies salían carbones encendidos.</w:t>
+      </w:r>
     </w:p>
     <w:p>
       <w:pPr/>
@@ -364,23 +1122,13 @@
           <w:vertAlign w:val="superscript"/>
           <w:lang w:val="es_ES" w:bidi="es_ES"/>
         </w:rPr>
-        <w:t>4</w:t>
-      </w:r>
-      <w:r>
-        <w:rPr>
-          <w:lang w:val="es_ES" w:bidi="es_ES"/>
-        </w:rPr>
-        <w:t xml:space="preserve"> Por lo cual la ley es debilitada, y el juicio no sale verdadero: por cuanto el impío asedia al justo, por eso sale torcido el juicio.</w:t>
-      </w:r>
-      <w:r>
-        <w:rPr>
-          <w:lang w:val="es_ES" w:bidi="es_ES"/>
-        </w:rPr>
-      </w:r>
-      <w:r>
-        <w:rPr>
-          <w:lang w:val="es_ES" w:bidi="es_ES"/>
-        </w:rPr>
+        <w:t>6</w:t>
+      </w:r>
+      <w:r>
+        <w:rPr>
+          <w:lang w:val="es_ES" w:bidi="es_ES"/>
+        </w:rPr>
+        <w:t xml:space="preserve"> Paróse, y midió la tierra: miró, é hizo temblar las gentes; y los montes antiguos fueron desmenuzados, los collados antiguos se humillaron á él. Sus caminos son eternos.</w:t>
       </w:r>
     </w:p>
     <w:p>
@@ -390,6 +1138,19 @@
           <w:lang w:val="es_ES" w:bidi="es_ES"/>
         </w:rPr>
       </w:r>
+      <w:r>
+        <w:rPr>
+          <w:vertAlign w:val="superscript"/>
+          <w:lang w:val="es_ES" w:bidi="es_ES"/>
+        </w:rPr>
+        <w:t>7</w:t>
+      </w:r>
+      <w:r>
+        <w:rPr>
+          <w:lang w:val="es_ES" w:bidi="es_ES"/>
+        </w:rPr>
+        <w:t xml:space="preserve"> He visto las tiendas de Cushán en aflicción; las tiendas de la tierra de Madián temblaron.</w:t>
+      </w:r>
     </w:p>
     <w:p>
       <w:pPr/>
@@ -403,23 +1164,13 @@
           <w:vertAlign w:val="superscript"/>
           <w:lang w:val="es_ES" w:bidi="es_ES"/>
         </w:rPr>
-        <w:t>5</w:t>
-      </w:r>
-      <w:r>
-        <w:rPr>
-          <w:lang w:val="es_ES" w:bidi="es_ES"/>
-        </w:rPr>
-        <w:t xml:space="preserve"> Mirad en las gentes, y ved, y maravillaos pasmosamente; porque obra será hecha en vuestros días, que aun cuando se os contare, no la creeréis.</w:t>
-      </w:r>
-      <w:r>
-        <w:rPr>
-          <w:lang w:val="es_ES" w:bidi="es_ES"/>
-        </w:rPr>
-      </w:r>
-      <w:r>
-        <w:rPr>
-          <w:lang w:val="es_ES" w:bidi="es_ES"/>
-        </w:rPr>
+        <w:t>8</w:t>
+      </w:r>
+      <w:r>
+        <w:rPr>
+          <w:lang w:val="es_ES" w:bidi="es_ES"/>
+        </w:rPr>
+        <w:t xml:space="preserve"> ¿Airóse Jehová contra los ríos? ¿contra los ríos fué tu enojo? ¿tu ira contra la mar, cuando subiste sobre tus caballos, y sobre tus carros de salud?</w:t>
       </w:r>
     </w:p>
     <w:p>
@@ -429,6 +1180,19 @@
           <w:lang w:val="es_ES" w:bidi="es_ES"/>
         </w:rPr>
       </w:r>
+      <w:r>
+        <w:rPr>
+          <w:vertAlign w:val="superscript"/>
+          <w:lang w:val="es_ES" w:bidi="es_ES"/>
+        </w:rPr>
+        <w:t>9</w:t>
+      </w:r>
+      <w:r>
+        <w:rPr>
+          <w:lang w:val="es_ES" w:bidi="es_ES"/>
+        </w:rPr>
+        <w:t xml:space="preserve"> Descubrióse enteramente tu arco, los juramentos á las tribus, palabra segura. (Selah.) Hendiste la tierra con ríos.</w:t>
+      </w:r>
     </w:p>
     <w:p>
       <w:pPr/>
@@ -442,23 +1206,13 @@
           <w:vertAlign w:val="superscript"/>
           <w:lang w:val="es_ES" w:bidi="es_ES"/>
         </w:rPr>
-        <w:t>6</w:t>
-      </w:r>
-      <w:r>
-        <w:rPr>
-          <w:lang w:val="es_ES" w:bidi="es_ES"/>
-        </w:rPr>
-        <w:t xml:space="preserve"> Porque he aquí, yo levanto los Caldeos, gente amarga y presurosa, que camina por la anchura de la tierra para poseer las habitaciones ajenas.</w:t>
-      </w:r>
-      <w:r>
-        <w:rPr>
-          <w:lang w:val="es_ES" w:bidi="es_ES"/>
-        </w:rPr>
-      </w:r>
-      <w:r>
-        <w:rPr>
-          <w:lang w:val="es_ES" w:bidi="es_ES"/>
-        </w:rPr>
+        <w:t>10</w:t>
+      </w:r>
+      <w:r>
+        <w:rPr>
+          <w:lang w:val="es_ES" w:bidi="es_ES"/>
+        </w:rPr>
+        <w:t xml:space="preserve"> Viéronte, y tuvieron temor los montes: pasó la inundación de las aguas: el abismo dió su voz, la hondura alzó sus manos.</w:t>
       </w:r>
     </w:p>
     <w:p>
@@ -468,6 +1222,19 @@
           <w:lang w:val="es_ES" w:bidi="es_ES"/>
         </w:rPr>
       </w:r>
+      <w:r>
+        <w:rPr>
+          <w:vertAlign w:val="superscript"/>
+          <w:lang w:val="es_ES" w:bidi="es_ES"/>
+        </w:rPr>
+        <w:t>11</w:t>
+      </w:r>
+      <w:r>
+        <w:rPr>
+          <w:lang w:val="es_ES" w:bidi="es_ES"/>
+        </w:rPr>
+        <w:t xml:space="preserve"> El sol y la luna se pararon en su estancia: á la luz de tus saetas anduvieron, y al resplandor de tu fulgente lanza.</w:t>
+      </w:r>
     </w:p>
     <w:p>
       <w:pPr/>
@@ -481,23 +1248,13 @@
           <w:vertAlign w:val="superscript"/>
           <w:lang w:val="es_ES" w:bidi="es_ES"/>
         </w:rPr>
-        <w:t>7</w:t>
-      </w:r>
-      <w:r>
-        <w:rPr>
-          <w:lang w:val="es_ES" w:bidi="es_ES"/>
-        </w:rPr>
-        <w:t xml:space="preserve"> Espantosa es y terrible: de ella misma saldrá su derecho y su grandeza.</w:t>
-      </w:r>
-      <w:r>
-        <w:rPr>
-          <w:lang w:val="es_ES" w:bidi="es_ES"/>
-        </w:rPr>
-      </w:r>
-      <w:r>
-        <w:rPr>
-          <w:lang w:val="es_ES" w:bidi="es_ES"/>
-        </w:rPr>
+        <w:t>12</w:t>
+      </w:r>
+      <w:r>
+        <w:rPr>
+          <w:lang w:val="es_ES" w:bidi="es_ES"/>
+        </w:rPr>
+        <w:t xml:space="preserve"> Con ira hollaste la tierra, con furor trillaste las gentes.</w:t>
       </w:r>
     </w:p>
     <w:p>
@@ -507,6 +1264,19 @@
           <w:lang w:val="es_ES" w:bidi="es_ES"/>
         </w:rPr>
       </w:r>
+      <w:r>
+        <w:rPr>
+          <w:vertAlign w:val="superscript"/>
+          <w:lang w:val="es_ES" w:bidi="es_ES"/>
+        </w:rPr>
+        <w:t>13</w:t>
+      </w:r>
+      <w:r>
+        <w:rPr>
+          <w:lang w:val="es_ES" w:bidi="es_ES"/>
+        </w:rPr>
+        <w:t xml:space="preserve"> Saliste para salvar tu pueblo, para salvar con tu ungido. Traspasaste la cabeza de la casa del impío, desnudando el cimiento hasta el cuello. (Selah.)</w:t>
+      </w:r>
     </w:p>
     <w:p>
       <w:pPr/>
@@ -520,23 +1290,13 @@
           <w:vertAlign w:val="superscript"/>
           <w:lang w:val="es_ES" w:bidi="es_ES"/>
         </w:rPr>
-        <w:t>8</w:t>
-      </w:r>
-      <w:r>
-        <w:rPr>
-          <w:lang w:val="es_ES" w:bidi="es_ES"/>
-        </w:rPr>
-        <w:t xml:space="preserve"> Y serán sus caballos más ligeros que tigres, y más agudos que lobos de tarde; y sus jinetes se multiplicarán: vendrán de lejos sus caballeros, y volarán como águilas que se apresuran á la comida.</w:t>
-      </w:r>
-      <w:r>
-        <w:rPr>
-          <w:lang w:val="es_ES" w:bidi="es_ES"/>
-        </w:rPr>
-      </w:r>
-      <w:r>
-        <w:rPr>
-          <w:lang w:val="es_ES" w:bidi="es_ES"/>
-        </w:rPr>
+        <w:t>14</w:t>
+      </w:r>
+      <w:r>
+        <w:rPr>
+          <w:lang w:val="es_ES" w:bidi="es_ES"/>
+        </w:rPr>
+        <w:t xml:space="preserve"> Horadaste con sus báculos las cabezas de sus villas, que como tempestad acometieron para derramarme: su orgullo era como para devorar al pobre encubiertamente.</w:t>
       </w:r>
     </w:p>
     <w:p>
@@ -546,6 +1306,19 @@
           <w:lang w:val="es_ES" w:bidi="es_ES"/>
         </w:rPr>
       </w:r>
+      <w:r>
+        <w:rPr>
+          <w:vertAlign w:val="superscript"/>
+          <w:lang w:val="es_ES" w:bidi="es_ES"/>
+        </w:rPr>
+        <w:t>15</w:t>
+      </w:r>
+      <w:r>
+        <w:rPr>
+          <w:lang w:val="es_ES" w:bidi="es_ES"/>
+        </w:rPr>
+        <w:t xml:space="preserve"> Hiciste camino en la mar á tus caballos, por montón de grandes aguas.</w:t>
+      </w:r>
     </w:p>
     <w:p>
       <w:pPr/>
@@ -559,23 +1332,13 @@
           <w:vertAlign w:val="superscript"/>
           <w:lang w:val="es_ES" w:bidi="es_ES"/>
         </w:rPr>
-        <w:t>9</w:t>
-      </w:r>
-      <w:r>
-        <w:rPr>
-          <w:lang w:val="es_ES" w:bidi="es_ES"/>
-        </w:rPr>
-        <w:t xml:space="preserve"> Toda ella vendrá á la presa: delante de sus caras viento solano; y juntará cautivos como arena.</w:t>
-      </w:r>
-      <w:r>
-        <w:rPr>
-          <w:lang w:val="es_ES" w:bidi="es_ES"/>
-        </w:rPr>
-      </w:r>
-      <w:r>
-        <w:rPr>
-          <w:lang w:val="es_ES" w:bidi="es_ES"/>
-        </w:rPr>
+        <w:t>16</w:t>
+      </w:r>
+      <w:r>
+        <w:rPr>
+          <w:lang w:val="es_ES" w:bidi="es_ES"/>
+        </w:rPr>
+        <w:t xml:space="preserve"> Oí, y tembló mi vientre; á la voz se batieron mis labios; pudrición se entró en mis huesos, y en mi asiento me estremecí; si bien estaré quieto en el día de la angustia, cuando suba al pueblo el que lo invadirá con sus tropas.</w:t>
       </w:r>
     </w:p>
     <w:p>
@@ -585,6 +1348,19 @@
           <w:lang w:val="es_ES" w:bidi="es_ES"/>
         </w:rPr>
       </w:r>
+      <w:r>
+        <w:rPr>
+          <w:vertAlign w:val="superscript"/>
+          <w:lang w:val="es_ES" w:bidi="es_ES"/>
+        </w:rPr>
+        <w:t>17</w:t>
+      </w:r>
+      <w:r>
+        <w:rPr>
+          <w:lang w:val="es_ES" w:bidi="es_ES"/>
+        </w:rPr>
+        <w:t xml:space="preserve"> Aunque la higuera no florecerá, ni en las vides habrá frutos; mentirá la obra de la oliva, y los labrados no darán mantenimiento, y las ovejas serán quitadas de la majada, y no habrá vacas en los corrales;</w:t>
+      </w:r>
     </w:p>
     <w:p>
       <w:pPr/>
@@ -598,23 +1374,13 @@
           <w:vertAlign w:val="superscript"/>
           <w:lang w:val="es_ES" w:bidi="es_ES"/>
         </w:rPr>
-        <w:t>10</w:t>
-      </w:r>
-      <w:r>
-        <w:rPr>
-          <w:lang w:val="es_ES" w:bidi="es_ES"/>
-        </w:rPr>
-        <w:t xml:space="preserve"> Y escarnecerá de los reyes, y de los príncipes hará burla: reiráse de toda fortaleza, y amontonará polvo, y la tomará.</w:t>
-      </w:r>
-      <w:r>
-        <w:rPr>
-          <w:lang w:val="es_ES" w:bidi="es_ES"/>
-        </w:rPr>
-      </w:r>
-      <w:r>
-        <w:rPr>
-          <w:lang w:val="es_ES" w:bidi="es_ES"/>
-        </w:rPr>
+        <w:t>18</w:t>
+      </w:r>
+      <w:r>
+        <w:rPr>
+          <w:lang w:val="es_ES" w:bidi="es_ES"/>
+        </w:rPr>
+        <w:t xml:space="preserve"> Con todo, yo me alegraré en Jehová, y me gozaré en el Dios de mi salud.</w:t>
       </w:r>
     </w:p>
     <w:p>
@@ -624,1823 +1390,18 @@
           <w:lang w:val="es_ES" w:bidi="es_ES"/>
         </w:rPr>
       </w:r>
-    </w:p>
-    <w:p>
-      <w:pPr/>
-      <w:r>
-        <w:rPr>
-          <w:lang w:val="es_ES" w:bidi="es_ES"/>
-        </w:rPr>
-      </w:r>
       <w:r>
         <w:rPr>
           <w:vertAlign w:val="superscript"/>
           <w:lang w:val="es_ES" w:bidi="es_ES"/>
         </w:rPr>
-        <w:t>11</w:t>
-      </w:r>
-      <w:r>
-        <w:rPr>
-          <w:lang w:val="es_ES" w:bidi="es_ES"/>
-        </w:rPr>
-        <w:t xml:space="preserve"> Luego mudará espíritu, y pasará adelante, y ofenderá atribuyendo esta su potencia á su dios.</w:t>
-      </w:r>
-      <w:r>
-        <w:rPr>
-          <w:lang w:val="es_ES" w:bidi="es_ES"/>
-        </w:rPr>
-      </w:r>
-      <w:r>
-        <w:rPr>
-          <w:lang w:val="es_ES" w:bidi="es_ES"/>
-        </w:rPr>
-      </w:r>
-    </w:p>
-    <w:p>
-      <w:pPr/>
-      <w:r>
-        <w:rPr>
-          <w:lang w:val="es_ES" w:bidi="es_ES"/>
-        </w:rPr>
-      </w:r>
-    </w:p>
-    <w:p>
-      <w:pPr/>
-      <w:r>
-        <w:rPr>
-          <w:lang w:val="es_ES" w:bidi="es_ES"/>
-        </w:rPr>
-      </w:r>
-      <w:r>
-        <w:rPr>
-          <w:vertAlign w:val="superscript"/>
-          <w:lang w:val="es_ES" w:bidi="es_ES"/>
-        </w:rPr>
-        <w:t>12</w:t>
-      </w:r>
-      <w:r>
-        <w:rPr>
-          <w:lang w:val="es_ES" w:bidi="es_ES"/>
-        </w:rPr>
-        <w:t xml:space="preserve"> ¿No eres tú desde el principio, oh Jehová, Dios mío, Santo mío? No moriremos. Oh Jehová, para juicio lo pusiste; y tú, oh Roca, lo fundaste para castigar.</w:t>
-      </w:r>
-      <w:r>
-        <w:rPr>
-          <w:lang w:val="es_ES" w:bidi="es_ES"/>
-        </w:rPr>
-      </w:r>
-      <w:r>
-        <w:rPr>
-          <w:lang w:val="es_ES" w:bidi="es_ES"/>
-        </w:rPr>
-      </w:r>
-    </w:p>
-    <w:p>
-      <w:pPr/>
-      <w:r>
-        <w:rPr>
-          <w:lang w:val="es_ES" w:bidi="es_ES"/>
-        </w:rPr>
-      </w:r>
-    </w:p>
-    <w:p>
-      <w:pPr/>
-      <w:r>
-        <w:rPr>
-          <w:lang w:val="es_ES" w:bidi="es_ES"/>
-        </w:rPr>
-      </w:r>
-      <w:r>
-        <w:rPr>
-          <w:vertAlign w:val="superscript"/>
-          <w:lang w:val="es_ES" w:bidi="es_ES"/>
-        </w:rPr>
-        <w:t>13</w:t>
-      </w:r>
-      <w:r>
-        <w:rPr>
-          <w:lang w:val="es_ES" w:bidi="es_ES"/>
-        </w:rPr>
-        <w:t xml:space="preserve"> Muy limpio eres de ojos para ver el mal, ni puedes ver el agravio: ¿por qué ves los menospreciadores, y callas cuando destruye el impío al más justo que él,</w:t>
-      </w:r>
-      <w:r>
-        <w:rPr>
-          <w:lang w:val="es_ES" w:bidi="es_ES"/>
-        </w:rPr>
-      </w:r>
-      <w:r>
-        <w:rPr>
-          <w:lang w:val="es_ES" w:bidi="es_ES"/>
-        </w:rPr>
-      </w:r>
-    </w:p>
-    <w:p>
-      <w:pPr/>
-      <w:r>
-        <w:rPr>
-          <w:lang w:val="es_ES" w:bidi="es_ES"/>
-        </w:rPr>
-      </w:r>
-    </w:p>
-    <w:p>
-      <w:pPr/>
-      <w:r>
-        <w:rPr>
-          <w:lang w:val="es_ES" w:bidi="es_ES"/>
-        </w:rPr>
-      </w:r>
-      <w:r>
-        <w:rPr>
-          <w:vertAlign w:val="superscript"/>
-          <w:lang w:val="es_ES" w:bidi="es_ES"/>
-        </w:rPr>
-        <w:t>14</w:t>
-      </w:r>
-      <w:r>
-        <w:rPr>
-          <w:lang w:val="es_ES" w:bidi="es_ES"/>
-        </w:rPr>
-        <w:t xml:space="preserve"> Y haces que sean los hombres como los peces de la mar, como reptiles que no tienen señor?</w:t>
-      </w:r>
-      <w:r>
-        <w:rPr>
-          <w:lang w:val="es_ES" w:bidi="es_ES"/>
-        </w:rPr>
-      </w:r>
-      <w:r>
-        <w:rPr>
-          <w:lang w:val="es_ES" w:bidi="es_ES"/>
-        </w:rPr>
-      </w:r>
-    </w:p>
-    <w:p>
-      <w:pPr/>
-      <w:r>
-        <w:rPr>
-          <w:lang w:val="es_ES" w:bidi="es_ES"/>
-        </w:rPr>
-      </w:r>
-    </w:p>
-    <w:p>
-      <w:pPr/>
-      <w:r>
-        <w:rPr>
-          <w:lang w:val="es_ES" w:bidi="es_ES"/>
-        </w:rPr>
-      </w:r>
-      <w:r>
-        <w:rPr>
-          <w:vertAlign w:val="superscript"/>
-          <w:lang w:val="es_ES" w:bidi="es_ES"/>
-        </w:rPr>
-        <w:t>15</w:t>
-      </w:r>
-      <w:r>
-        <w:rPr>
-          <w:lang w:val="es_ES" w:bidi="es_ES"/>
-        </w:rPr>
-        <w:t xml:space="preserve"> Sacará á todos con anzuelo, cogerálos con su red, y juntarálos en su aljerife: por lo cual se holgará y hará alegrías.</w:t>
-      </w:r>
-      <w:r>
-        <w:rPr>
-          <w:lang w:val="es_ES" w:bidi="es_ES"/>
-        </w:rPr>
-      </w:r>
-      <w:r>
-        <w:rPr>
-          <w:lang w:val="es_ES" w:bidi="es_ES"/>
-        </w:rPr>
-      </w:r>
-    </w:p>
-    <w:p>
-      <w:pPr/>
-      <w:r>
-        <w:rPr>
-          <w:lang w:val="es_ES" w:bidi="es_ES"/>
-        </w:rPr>
-      </w:r>
-    </w:p>
-    <w:p>
-      <w:pPr/>
-      <w:r>
-        <w:rPr>
-          <w:lang w:val="es_ES" w:bidi="es_ES"/>
-        </w:rPr>
-      </w:r>
-      <w:r>
-        <w:rPr>
-          <w:vertAlign w:val="superscript"/>
-          <w:lang w:val="es_ES" w:bidi="es_ES"/>
-        </w:rPr>
-        <w:t>16</w:t>
-      </w:r>
-      <w:r>
-        <w:rPr>
-          <w:lang w:val="es_ES" w:bidi="es_ES"/>
-        </w:rPr>
-        <w:t xml:space="preserve"> Por esto hará sacrificios á su red, y ofrecerá sahumerios á su aljerife: porque con ellos engordó su porción, y engrasó su comida.</w:t>
-      </w:r>
-      <w:r>
-        <w:rPr>
-          <w:lang w:val="es_ES" w:bidi="es_ES"/>
-        </w:rPr>
-      </w:r>
-      <w:r>
-        <w:rPr>
-          <w:lang w:val="es_ES" w:bidi="es_ES"/>
-        </w:rPr>
-      </w:r>
-    </w:p>
-    <w:p>
-      <w:pPr/>
-      <w:r>
-        <w:rPr>
-          <w:lang w:val="es_ES" w:bidi="es_ES"/>
-        </w:rPr>
-      </w:r>
-    </w:p>
-    <w:p>
-      <w:pPr/>
-      <w:r>
-        <w:rPr>
-          <w:lang w:val="es_ES" w:bidi="es_ES"/>
-        </w:rPr>
-      </w:r>
-      <w:r>
-        <w:rPr>
-          <w:vertAlign w:val="superscript"/>
-          <w:lang w:val="es_ES" w:bidi="es_ES"/>
-        </w:rPr>
-        <w:t>17</w:t>
-      </w:r>
-      <w:r>
-        <w:rPr>
-          <w:lang w:val="es_ES" w:bidi="es_ES"/>
-        </w:rPr>
-        <w:t xml:space="preserve"> ¿Vaciará por eso su red, ó tendrá piedad de matar gentes continuamente?</w:t>
-      </w:r>
-      <w:r>
-        <w:rPr>
-          <w:lang w:val="es_ES" w:bidi="es_ES"/>
-        </w:rPr>
-      </w:r>
-      <w:r>
-        <w:rPr>
-          <w:lang w:val="es_ES" w:bidi="es_ES"/>
-        </w:rPr>
-      </w:r>
-    </w:p>
-    <w:p>
-      <w:pPr/>
-      <w:r>
-        <w:rPr>
-          <w:lang w:val="es_ES" w:bidi="es_ES"/>
-        </w:rPr>
-      </w:r>
-    </w:p>
-    <w:p>
-      <w:pPr>
-        <w:pStyle w:val="Heading2"/>
-      </w:pPr>
-      <w:r>
-        <w:rPr>
-          <w:lang w:val="es_ES" w:bidi="es_ES"/>
-        </w:rPr>
-        <w:t>Habakkuk 2:1</w:t>
-      </w:r>
-      <w:r>
-        <w:rPr>
-          <w:lang w:val="es_ES" w:bidi="es_ES"/>
-        </w:rPr>
-      </w:r>
-    </w:p>
-    <w:p>
-      <w:pPr/>
-      <w:r>
-        <w:rPr>
-          <w:lang w:val="es_ES" w:bidi="es_ES"/>
-        </w:rPr>
-      </w:r>
-      <w:r>
-        <w:rPr>
-          <w:vertAlign w:val="superscript"/>
-          <w:lang w:val="es_ES" w:bidi="es_ES"/>
-        </w:rPr>
-        <w:t>1</w:t>
-      </w:r>
-      <w:r>
-        <w:rPr>
-          <w:lang w:val="es_ES" w:bidi="es_ES"/>
-        </w:rPr>
-        <w:t xml:space="preserve"> SOBRE mi guarda estaré, y sobre la fortaleza afirmaré el pie, y atalayaré para ver qué hablará en mí, y qué tengo de responder á mi pregunta.</w:t>
-      </w:r>
-      <w:r>
-        <w:rPr>
-          <w:lang w:val="es_ES" w:bidi="es_ES"/>
-        </w:rPr>
-      </w:r>
-      <w:r>
-        <w:rPr>
-          <w:lang w:val="es_ES" w:bidi="es_ES"/>
-        </w:rPr>
-      </w:r>
-    </w:p>
-    <w:p>
-      <w:pPr/>
-      <w:r>
-        <w:rPr>
-          <w:lang w:val="es_ES" w:bidi="es_ES"/>
-        </w:rPr>
-      </w:r>
-    </w:p>
-    <w:p>
-      <w:pPr/>
-      <w:r>
-        <w:rPr>
-          <w:lang w:val="es_ES" w:bidi="es_ES"/>
-        </w:rPr>
-      </w:r>
-      <w:r>
-        <w:rPr>
-          <w:vertAlign w:val="superscript"/>
-          <w:lang w:val="es_ES" w:bidi="es_ES"/>
-        </w:rPr>
-        <w:t>2</w:t>
-      </w:r>
-      <w:r>
-        <w:rPr>
-          <w:lang w:val="es_ES" w:bidi="es_ES"/>
-        </w:rPr>
-        <w:t xml:space="preserve"> Y Jehová me respondió, y dijo: Escribe la visión, y declárala en tablas, para que corra el que leyere en ella.</w:t>
-      </w:r>
-      <w:r>
-        <w:rPr>
-          <w:lang w:val="es_ES" w:bidi="es_ES"/>
-        </w:rPr>
-      </w:r>
-      <w:r>
-        <w:rPr>
-          <w:lang w:val="es_ES" w:bidi="es_ES"/>
-        </w:rPr>
-      </w:r>
-    </w:p>
-    <w:p>
-      <w:pPr/>
-      <w:r>
-        <w:rPr>
-          <w:lang w:val="es_ES" w:bidi="es_ES"/>
-        </w:rPr>
-      </w:r>
-    </w:p>
-    <w:p>
-      <w:pPr/>
-      <w:r>
-        <w:rPr>
-          <w:lang w:val="es_ES" w:bidi="es_ES"/>
-        </w:rPr>
-      </w:r>
-      <w:r>
-        <w:rPr>
-          <w:vertAlign w:val="superscript"/>
-          <w:lang w:val="es_ES" w:bidi="es_ES"/>
-        </w:rPr>
-        <w:t>3</w:t>
-      </w:r>
-      <w:r>
-        <w:rPr>
-          <w:lang w:val="es_ES" w:bidi="es_ES"/>
-        </w:rPr>
-        <w:t xml:space="preserve"> Aunque la visión tardará aún por tiempo, mas al fin hablará, y no mentirá: aunque se tardare, espéralo, que sin duda vendrá; no tardará.</w:t>
-      </w:r>
-      <w:r>
-        <w:rPr>
-          <w:lang w:val="es_ES" w:bidi="es_ES"/>
-        </w:rPr>
-      </w:r>
-      <w:r>
-        <w:rPr>
-          <w:lang w:val="es_ES" w:bidi="es_ES"/>
-        </w:rPr>
-      </w:r>
-    </w:p>
-    <w:p>
-      <w:pPr/>
-      <w:r>
-        <w:rPr>
-          <w:lang w:val="es_ES" w:bidi="es_ES"/>
-        </w:rPr>
-      </w:r>
-    </w:p>
-    <w:p>
-      <w:pPr/>
-      <w:r>
-        <w:rPr>
-          <w:lang w:val="es_ES" w:bidi="es_ES"/>
-        </w:rPr>
-      </w:r>
-      <w:r>
-        <w:rPr>
-          <w:vertAlign w:val="superscript"/>
-          <w:lang w:val="es_ES" w:bidi="es_ES"/>
-        </w:rPr>
-        <w:t>4</w:t>
-      </w:r>
-      <w:r>
-        <w:rPr>
-          <w:lang w:val="es_ES" w:bidi="es_ES"/>
-        </w:rPr>
-        <w:t xml:space="preserve"> He aquí se enorgullece aquel cuya alma no es derecha en él: mas el justo en su fe vivirá.</w:t>
-      </w:r>
-      <w:r>
-        <w:rPr>
-          <w:lang w:val="es_ES" w:bidi="es_ES"/>
-        </w:rPr>
-      </w:r>
-      <w:r>
-        <w:rPr>
-          <w:lang w:val="es_ES" w:bidi="es_ES"/>
-        </w:rPr>
-      </w:r>
-    </w:p>
-    <w:p>
-      <w:pPr/>
-      <w:r>
-        <w:rPr>
-          <w:lang w:val="es_ES" w:bidi="es_ES"/>
-        </w:rPr>
-      </w:r>
-    </w:p>
-    <w:p>
-      <w:pPr/>
-      <w:r>
-        <w:rPr>
-          <w:lang w:val="es_ES" w:bidi="es_ES"/>
-        </w:rPr>
-      </w:r>
-      <w:r>
-        <w:rPr>
-          <w:vertAlign w:val="superscript"/>
-          <w:lang w:val="es_ES" w:bidi="es_ES"/>
-        </w:rPr>
-        <w:t>5</w:t>
-      </w:r>
-      <w:r>
-        <w:rPr>
-          <w:lang w:val="es_ES" w:bidi="es_ES"/>
-        </w:rPr>
-        <w:t xml:space="preserve"> Y también, por cuanto peca por el vino, es un hombre soberbio, y no permanecerá: que ensanchó como el infierno su alma, y es como la muerte, que no se hartará: antes reunió á sí todas las gentes, y amontonó á sí todos los pueblos.</w:t>
-      </w:r>
-      <w:r>
-        <w:rPr>
-          <w:lang w:val="es_ES" w:bidi="es_ES"/>
-        </w:rPr>
-      </w:r>
-      <w:r>
-        <w:rPr>
-          <w:lang w:val="es_ES" w:bidi="es_ES"/>
-        </w:rPr>
-      </w:r>
-    </w:p>
-    <w:p>
-      <w:pPr/>
-      <w:r>
-        <w:rPr>
-          <w:lang w:val="es_ES" w:bidi="es_ES"/>
-        </w:rPr>
-      </w:r>
-    </w:p>
-    <w:p>
-      <w:pPr/>
-      <w:r>
-        <w:rPr>
-          <w:lang w:val="es_ES" w:bidi="es_ES"/>
-        </w:rPr>
-      </w:r>
-      <w:r>
-        <w:rPr>
-          <w:vertAlign w:val="superscript"/>
-          <w:lang w:val="es_ES" w:bidi="es_ES"/>
-        </w:rPr>
-        <w:t>6</w:t>
-      </w:r>
-      <w:r>
-        <w:rPr>
-          <w:lang w:val="es_ES" w:bidi="es_ES"/>
-        </w:rPr>
-        <w:t xml:space="preserve"> ¿No han de levantar todos estos sobre él parábola, y sarcasmos contra él? Y dirán: ¡Ay del que multiplicó lo que no era suyo! ¿Y hasta cuándo había de amontonar sobre sí espeso lodo?</w:t>
-      </w:r>
-      <w:r>
-        <w:rPr>
-          <w:lang w:val="es_ES" w:bidi="es_ES"/>
-        </w:rPr>
-      </w:r>
-      <w:r>
-        <w:rPr>
-          <w:lang w:val="es_ES" w:bidi="es_ES"/>
-        </w:rPr>
-      </w:r>
-    </w:p>
-    <w:p>
-      <w:pPr/>
-      <w:r>
-        <w:rPr>
-          <w:lang w:val="es_ES" w:bidi="es_ES"/>
-        </w:rPr>
-      </w:r>
-    </w:p>
-    <w:p>
-      <w:pPr/>
-      <w:r>
-        <w:rPr>
-          <w:lang w:val="es_ES" w:bidi="es_ES"/>
-        </w:rPr>
-      </w:r>
-      <w:r>
-        <w:rPr>
-          <w:vertAlign w:val="superscript"/>
-          <w:lang w:val="es_ES" w:bidi="es_ES"/>
-        </w:rPr>
-        <w:t>7</w:t>
-      </w:r>
-      <w:r>
-        <w:rPr>
-          <w:lang w:val="es_ES" w:bidi="es_ES"/>
-        </w:rPr>
-        <w:t xml:space="preserve"> ¿No se levantarán de repente los que te han de morder, y se despertarán los que te han de quitar de tu lugar, y serás á ellos por rapiña?</w:t>
-      </w:r>
-      <w:r>
-        <w:rPr>
-          <w:lang w:val="es_ES" w:bidi="es_ES"/>
-        </w:rPr>
-      </w:r>
-      <w:r>
-        <w:rPr>
-          <w:lang w:val="es_ES" w:bidi="es_ES"/>
-        </w:rPr>
-      </w:r>
-    </w:p>
-    <w:p>
-      <w:pPr/>
-      <w:r>
-        <w:rPr>
-          <w:lang w:val="es_ES" w:bidi="es_ES"/>
-        </w:rPr>
-      </w:r>
-    </w:p>
-    <w:p>
-      <w:pPr/>
-      <w:r>
-        <w:rPr>
-          <w:lang w:val="es_ES" w:bidi="es_ES"/>
-        </w:rPr>
-      </w:r>
-      <w:r>
-        <w:rPr>
-          <w:vertAlign w:val="superscript"/>
-          <w:lang w:val="es_ES" w:bidi="es_ES"/>
-        </w:rPr>
-        <w:t>8</w:t>
-      </w:r>
-      <w:r>
-        <w:rPr>
-          <w:lang w:val="es_ES" w:bidi="es_ES"/>
-        </w:rPr>
-        <w:t xml:space="preserve"> Porque tú has despojado muchas gentes, todos los otros pueblos te despojarán; á causa de las sangres humanas, y robos de la tierra, de las ciudades y de todos los que moraban en ellas.</w:t>
-      </w:r>
-      <w:r>
-        <w:rPr>
-          <w:lang w:val="es_ES" w:bidi="es_ES"/>
-        </w:rPr>
-      </w:r>
-      <w:r>
-        <w:rPr>
-          <w:lang w:val="es_ES" w:bidi="es_ES"/>
-        </w:rPr>
-      </w:r>
-    </w:p>
-    <w:p>
-      <w:pPr/>
-      <w:r>
-        <w:rPr>
-          <w:lang w:val="es_ES" w:bidi="es_ES"/>
-        </w:rPr>
-      </w:r>
-    </w:p>
-    <w:p>
-      <w:pPr/>
-      <w:r>
-        <w:rPr>
-          <w:lang w:val="es_ES" w:bidi="es_ES"/>
-        </w:rPr>
-      </w:r>
-      <w:r>
-        <w:rPr>
-          <w:vertAlign w:val="superscript"/>
-          <w:lang w:val="es_ES" w:bidi="es_ES"/>
-        </w:rPr>
-        <w:t>9</w:t>
-      </w:r>
-      <w:r>
-        <w:rPr>
-          <w:lang w:val="es_ES" w:bidi="es_ES"/>
-        </w:rPr>
-        <w:t xml:space="preserve"> ¡Ay del que codicia maligna codicia para su casa, por poner en alto su nido, por escaparse del poder del mal!</w:t>
-      </w:r>
-      <w:r>
-        <w:rPr>
-          <w:lang w:val="es_ES" w:bidi="es_ES"/>
-        </w:rPr>
-      </w:r>
-      <w:r>
-        <w:rPr>
-          <w:lang w:val="es_ES" w:bidi="es_ES"/>
-        </w:rPr>
-      </w:r>
-    </w:p>
-    <w:p>
-      <w:pPr/>
-      <w:r>
-        <w:rPr>
-          <w:lang w:val="es_ES" w:bidi="es_ES"/>
-        </w:rPr>
-      </w:r>
-    </w:p>
-    <w:p>
-      <w:pPr/>
-      <w:r>
-        <w:rPr>
-          <w:lang w:val="es_ES" w:bidi="es_ES"/>
-        </w:rPr>
-      </w:r>
-      <w:r>
-        <w:rPr>
-          <w:vertAlign w:val="superscript"/>
-          <w:lang w:val="es_ES" w:bidi="es_ES"/>
-        </w:rPr>
-        <w:t>10</w:t>
-      </w:r>
-      <w:r>
-        <w:rPr>
-          <w:lang w:val="es_ES" w:bidi="es_ES"/>
-        </w:rPr>
-        <w:t xml:space="preserve"> Tomaste consejo vergonzoso para tu casa, asolaste muchos pueblos, y has pecado contra tu vida.</w:t>
-      </w:r>
-      <w:r>
-        <w:rPr>
-          <w:lang w:val="es_ES" w:bidi="es_ES"/>
-        </w:rPr>
-      </w:r>
-      <w:r>
-        <w:rPr>
-          <w:lang w:val="es_ES" w:bidi="es_ES"/>
-        </w:rPr>
-      </w:r>
-    </w:p>
-    <w:p>
-      <w:pPr/>
-      <w:r>
-        <w:rPr>
-          <w:lang w:val="es_ES" w:bidi="es_ES"/>
-        </w:rPr>
-      </w:r>
-    </w:p>
-    <w:p>
-      <w:pPr/>
-      <w:r>
-        <w:rPr>
-          <w:lang w:val="es_ES" w:bidi="es_ES"/>
-        </w:rPr>
-      </w:r>
-      <w:r>
-        <w:rPr>
-          <w:vertAlign w:val="superscript"/>
-          <w:lang w:val="es_ES" w:bidi="es_ES"/>
-        </w:rPr>
-        <w:t>11</w:t>
-      </w:r>
-      <w:r>
-        <w:rPr>
-          <w:lang w:val="es_ES" w:bidi="es_ES"/>
-        </w:rPr>
-        <w:t xml:space="preserve"> Porque la piedra clamará desde el muro, y la tabla del enmaderado le responderá.</w:t>
-      </w:r>
-      <w:r>
-        <w:rPr>
-          <w:lang w:val="es_ES" w:bidi="es_ES"/>
-        </w:rPr>
-      </w:r>
-      <w:r>
-        <w:rPr>
-          <w:lang w:val="es_ES" w:bidi="es_ES"/>
-        </w:rPr>
-      </w:r>
-    </w:p>
-    <w:p>
-      <w:pPr/>
-      <w:r>
-        <w:rPr>
-          <w:lang w:val="es_ES" w:bidi="es_ES"/>
-        </w:rPr>
-      </w:r>
-    </w:p>
-    <w:p>
-      <w:pPr/>
-      <w:r>
-        <w:rPr>
-          <w:lang w:val="es_ES" w:bidi="es_ES"/>
-        </w:rPr>
-      </w:r>
-      <w:r>
-        <w:rPr>
-          <w:vertAlign w:val="superscript"/>
-          <w:lang w:val="es_ES" w:bidi="es_ES"/>
-        </w:rPr>
-        <w:t>12</w:t>
-      </w:r>
-      <w:r>
-        <w:rPr>
-          <w:lang w:val="es_ES" w:bidi="es_ES"/>
-        </w:rPr>
-        <w:t xml:space="preserve"> ¡Ay del que edifica la ciudad con sangres, y del que funda la villa con iniquidad!</w:t>
-      </w:r>
-      <w:r>
-        <w:rPr>
-          <w:lang w:val="es_ES" w:bidi="es_ES"/>
-        </w:rPr>
-      </w:r>
-      <w:r>
-        <w:rPr>
-          <w:lang w:val="es_ES" w:bidi="es_ES"/>
-        </w:rPr>
-      </w:r>
-    </w:p>
-    <w:p>
-      <w:pPr/>
-      <w:r>
-        <w:rPr>
-          <w:lang w:val="es_ES" w:bidi="es_ES"/>
-        </w:rPr>
-      </w:r>
-    </w:p>
-    <w:p>
-      <w:pPr/>
-      <w:r>
-        <w:rPr>
-          <w:lang w:val="es_ES" w:bidi="es_ES"/>
-        </w:rPr>
-      </w:r>
-      <w:r>
-        <w:rPr>
-          <w:vertAlign w:val="superscript"/>
-          <w:lang w:val="es_ES" w:bidi="es_ES"/>
-        </w:rPr>
-        <w:t>13</w:t>
-      </w:r>
-      <w:r>
-        <w:rPr>
-          <w:lang w:val="es_ES" w:bidi="es_ES"/>
-        </w:rPr>
-        <w:t xml:space="preserve"> ¿No es esto de Jehová de los ejércitos? Los pueblos pues trabajarán para el fuego, y las gentes se fatigarán en vano.</w:t>
-      </w:r>
-      <w:r>
-        <w:rPr>
-          <w:lang w:val="es_ES" w:bidi="es_ES"/>
-        </w:rPr>
-      </w:r>
-      <w:r>
-        <w:rPr>
-          <w:lang w:val="es_ES" w:bidi="es_ES"/>
-        </w:rPr>
-      </w:r>
-    </w:p>
-    <w:p>
-      <w:pPr/>
-      <w:r>
-        <w:rPr>
-          <w:lang w:val="es_ES" w:bidi="es_ES"/>
-        </w:rPr>
-      </w:r>
-    </w:p>
-    <w:p>
-      <w:pPr/>
-      <w:r>
-        <w:rPr>
-          <w:lang w:val="es_ES" w:bidi="es_ES"/>
-        </w:rPr>
-      </w:r>
-      <w:r>
-        <w:rPr>
-          <w:vertAlign w:val="superscript"/>
-          <w:lang w:val="es_ES" w:bidi="es_ES"/>
-        </w:rPr>
-        <w:t>14</w:t>
-      </w:r>
-      <w:r>
-        <w:rPr>
-          <w:lang w:val="es_ES" w:bidi="es_ES"/>
-        </w:rPr>
-        <w:t xml:space="preserve"> Porque la tierra será llena de conocimiento de la gloria de Jehová, como las aguas cubren la mar.</w:t>
-      </w:r>
-      <w:r>
-        <w:rPr>
-          <w:lang w:val="es_ES" w:bidi="es_ES"/>
-        </w:rPr>
-      </w:r>
-      <w:r>
-        <w:rPr>
-          <w:lang w:val="es_ES" w:bidi="es_ES"/>
-        </w:rPr>
-      </w:r>
-    </w:p>
-    <w:p>
-      <w:pPr/>
-      <w:r>
-        <w:rPr>
-          <w:lang w:val="es_ES" w:bidi="es_ES"/>
-        </w:rPr>
-      </w:r>
-    </w:p>
-    <w:p>
-      <w:pPr/>
-      <w:r>
-        <w:rPr>
-          <w:lang w:val="es_ES" w:bidi="es_ES"/>
-        </w:rPr>
-      </w:r>
-      <w:r>
-        <w:rPr>
-          <w:vertAlign w:val="superscript"/>
-          <w:lang w:val="es_ES" w:bidi="es_ES"/>
-        </w:rPr>
-        <w:t>15</w:t>
-      </w:r>
-      <w:r>
-        <w:rPr>
-          <w:lang w:val="es_ES" w:bidi="es_ES"/>
-        </w:rPr>
-        <w:t xml:space="preserve"> ¡Ay del que da de beber á sus compañeros, que les acercas tu hiel y embriagas, para mirar sus desnudeces!</w:t>
-      </w:r>
-      <w:r>
-        <w:rPr>
-          <w:lang w:val="es_ES" w:bidi="es_ES"/>
-        </w:rPr>
-      </w:r>
-      <w:r>
-        <w:rPr>
-          <w:lang w:val="es_ES" w:bidi="es_ES"/>
-        </w:rPr>
-      </w:r>
-    </w:p>
-    <w:p>
-      <w:pPr/>
-      <w:r>
-        <w:rPr>
-          <w:lang w:val="es_ES" w:bidi="es_ES"/>
-        </w:rPr>
-      </w:r>
-    </w:p>
-    <w:p>
-      <w:pPr/>
-      <w:r>
-        <w:rPr>
-          <w:lang w:val="es_ES" w:bidi="es_ES"/>
-        </w:rPr>
-      </w:r>
-      <w:r>
-        <w:rPr>
-          <w:vertAlign w:val="superscript"/>
-          <w:lang w:val="es_ES" w:bidi="es_ES"/>
-        </w:rPr>
-        <w:t>16</w:t>
-      </w:r>
-      <w:r>
-        <w:rPr>
-          <w:lang w:val="es_ES" w:bidi="es_ES"/>
-        </w:rPr>
-        <w:t xml:space="preserve"> Haste llenado de deshonra más que de honra: bebe tú también, y serás descubierto; el cáliz de la mano derecha de Jehová volverá sobre ti, y vómito de afrenta sobre tu gloria.</w:t>
-      </w:r>
-      <w:r>
-        <w:rPr>
-          <w:lang w:val="es_ES" w:bidi="es_ES"/>
-        </w:rPr>
-      </w:r>
-      <w:r>
-        <w:rPr>
-          <w:lang w:val="es_ES" w:bidi="es_ES"/>
-        </w:rPr>
-      </w:r>
-    </w:p>
-    <w:p>
-      <w:pPr/>
-      <w:r>
-        <w:rPr>
-          <w:lang w:val="es_ES" w:bidi="es_ES"/>
-        </w:rPr>
-      </w:r>
-    </w:p>
-    <w:p>
-      <w:pPr/>
-      <w:r>
-        <w:rPr>
-          <w:lang w:val="es_ES" w:bidi="es_ES"/>
-        </w:rPr>
-      </w:r>
-      <w:r>
-        <w:rPr>
-          <w:vertAlign w:val="superscript"/>
-          <w:lang w:val="es_ES" w:bidi="es_ES"/>
-        </w:rPr>
-        <w:t>17</w:t>
-      </w:r>
-      <w:r>
-        <w:rPr>
-          <w:lang w:val="es_ES" w:bidi="es_ES"/>
-        </w:rPr>
-        <w:t xml:space="preserve"> Porque la rapiña del Líbano caerá sobre ti, y la destrucción de las fieras lo quebrantará; á causa de las sangres humanas, y del robo de la tierra, de las ciudades, y de todos los que en ellas moraban.</w:t>
-      </w:r>
-      <w:r>
-        <w:rPr>
-          <w:lang w:val="es_ES" w:bidi="es_ES"/>
-        </w:rPr>
-      </w:r>
-      <w:r>
-        <w:rPr>
-          <w:lang w:val="es_ES" w:bidi="es_ES"/>
-        </w:rPr>
-      </w:r>
-    </w:p>
-    <w:p>
-      <w:pPr/>
-      <w:r>
-        <w:rPr>
-          <w:lang w:val="es_ES" w:bidi="es_ES"/>
-        </w:rPr>
-      </w:r>
-    </w:p>
-    <w:p>
-      <w:pPr/>
-      <w:r>
-        <w:rPr>
-          <w:lang w:val="es_ES" w:bidi="es_ES"/>
-        </w:rPr>
-      </w:r>
-      <w:r>
-        <w:rPr>
-          <w:vertAlign w:val="superscript"/>
-          <w:lang w:val="es_ES" w:bidi="es_ES"/>
-        </w:rPr>
-        <w:t>18</w:t>
-      </w:r>
-      <w:r>
-        <w:rPr>
-          <w:lang w:val="es_ES" w:bidi="es_ES"/>
-        </w:rPr>
-        <w:t xml:space="preserve"> ¿De qué sirve la escultura que esculpió el que la hizo? ¿la estatua de fundición, que enseña mentira, para que haciendo imágenes mudas confíe el hacedor en su obra?</w:t>
-      </w:r>
-      <w:r>
-        <w:rPr>
-          <w:lang w:val="es_ES" w:bidi="es_ES"/>
-        </w:rPr>
-      </w:r>
-      <w:r>
-        <w:rPr>
-          <w:lang w:val="es_ES" w:bidi="es_ES"/>
-        </w:rPr>
-      </w:r>
-    </w:p>
-    <w:p>
-      <w:pPr/>
-      <w:r>
-        <w:rPr>
-          <w:lang w:val="es_ES" w:bidi="es_ES"/>
-        </w:rPr>
-      </w:r>
-    </w:p>
-    <w:p>
-      <w:pPr/>
-      <w:r>
-        <w:rPr>
-          <w:lang w:val="es_ES" w:bidi="es_ES"/>
-        </w:rPr>
-      </w:r>
-      <w:r>
-        <w:rPr>
-          <w:vertAlign w:val="superscript"/>
-          <w:lang w:val="es_ES" w:bidi="es_ES"/>
-        </w:rPr>
         <w:t>19</w:t>
       </w:r>
       <w:r>
         <w:rPr>
           <w:lang w:val="es_ES" w:bidi="es_ES"/>
         </w:rPr>
-        <w:t xml:space="preserve"> ¡Ay del que dice al palo: Despiértate; y á la piedra muda: Levántate! ¿Podrá él enseñar? He aquí él está cubierto de oro y plata, y no hay dentro de él espíritu.</w:t>
-      </w:r>
-      <w:r>
-        <w:rPr>
-          <w:lang w:val="es_ES" w:bidi="es_ES"/>
-        </w:rPr>
-      </w:r>
-      <w:r>
-        <w:rPr>
-          <w:lang w:val="es_ES" w:bidi="es_ES"/>
-        </w:rPr>
-      </w:r>
-    </w:p>
-    <w:p>
-      <w:pPr/>
-      <w:r>
-        <w:rPr>
-          <w:lang w:val="es_ES" w:bidi="es_ES"/>
-        </w:rPr>
-      </w:r>
-    </w:p>
-    <w:p>
-      <w:pPr/>
-      <w:r>
-        <w:rPr>
-          <w:lang w:val="es_ES" w:bidi="es_ES"/>
-        </w:rPr>
-      </w:r>
-      <w:r>
-        <w:rPr>
-          <w:vertAlign w:val="superscript"/>
-          <w:lang w:val="es_ES" w:bidi="es_ES"/>
-        </w:rPr>
-        <w:t>20</w:t>
-      </w:r>
-      <w:r>
-        <w:rPr>
-          <w:lang w:val="es_ES" w:bidi="es_ES"/>
-        </w:rPr>
-        <w:t xml:space="preserve"> Mas Jehová está en su santo templo: calle delante de él toda la tierra.</w:t>
-      </w:r>
-      <w:r>
-        <w:rPr>
-          <w:lang w:val="es_ES" w:bidi="es_ES"/>
-        </w:rPr>
-      </w:r>
-      <w:r>
-        <w:rPr>
-          <w:lang w:val="es_ES" w:bidi="es_ES"/>
-        </w:rPr>
-      </w:r>
-    </w:p>
-    <w:p>
-      <w:pPr/>
-      <w:r>
-        <w:rPr>
-          <w:lang w:val="es_ES" w:bidi="es_ES"/>
-        </w:rPr>
-      </w:r>
-    </w:p>
-    <w:p>
-      <w:pPr>
-        <w:pStyle w:val="Heading2"/>
-      </w:pPr>
-      <w:r>
-        <w:rPr>
-          <w:lang w:val="es_ES" w:bidi="es_ES"/>
-        </w:rPr>
-        <w:t>Habakkuk 3:1</w:t>
-      </w:r>
-      <w:r>
-        <w:rPr>
-          <w:lang w:val="es_ES" w:bidi="es_ES"/>
-        </w:rPr>
-      </w:r>
-    </w:p>
-    <w:p>
-      <w:pPr/>
-      <w:r>
-        <w:rPr>
-          <w:lang w:val="es_ES" w:bidi="es_ES"/>
-        </w:rPr>
-      </w:r>
-      <w:r>
-        <w:rPr>
-          <w:vertAlign w:val="superscript"/>
-          <w:lang w:val="es_ES" w:bidi="es_ES"/>
-        </w:rPr>
-        <w:t>1</w:t>
-      </w:r>
-      <w:r>
-        <w:rPr>
-          <w:lang w:val="es_ES" w:bidi="es_ES"/>
-        </w:rPr>
-        <w:t xml:space="preserve"> ORACIÓN de Habacuc profeta, sobre Sigionoth.</w:t>
-      </w:r>
-      <w:r>
-        <w:rPr>
-          <w:lang w:val="es_ES" w:bidi="es_ES"/>
-        </w:rPr>
-      </w:r>
-      <w:r>
-        <w:rPr>
-          <w:lang w:val="es_ES" w:bidi="es_ES"/>
-        </w:rPr>
-      </w:r>
-    </w:p>
-    <w:p>
-      <w:pPr/>
-      <w:r>
-        <w:rPr>
-          <w:lang w:val="es_ES" w:bidi="es_ES"/>
-        </w:rPr>
-      </w:r>
-    </w:p>
-    <w:p>
-      <w:pPr/>
-      <w:r>
-        <w:rPr>
-          <w:lang w:val="es_ES" w:bidi="es_ES"/>
-        </w:rPr>
-      </w:r>
-      <w:r>
-        <w:rPr>
-          <w:vertAlign w:val="superscript"/>
-          <w:lang w:val="es_ES" w:bidi="es_ES"/>
-        </w:rPr>
-        <w:t>2</w:t>
-      </w:r>
-      <w:r>
-        <w:rPr>
-          <w:lang w:val="es_ES" w:bidi="es_ES"/>
-        </w:rPr>
-        <w:t xml:space="preserve"> Oh Jehová, oído he tu palabra, y temí: oh Jehová, aviva tu obra en medio de los tiempos, en medio de los tiempos hazla conocer; en la ira acuérdate de la misericordia.</w:t>
-      </w:r>
-      <w:r>
-        <w:rPr>
-          <w:lang w:val="es_ES" w:bidi="es_ES"/>
-        </w:rPr>
-      </w:r>
-      <w:r>
-        <w:rPr>
-          <w:lang w:val="es_ES" w:bidi="es_ES"/>
-        </w:rPr>
-      </w:r>
-    </w:p>
-    <w:p>
-      <w:pPr/>
-      <w:r>
-        <w:rPr>
-          <w:lang w:val="es_ES" w:bidi="es_ES"/>
-        </w:rPr>
-      </w:r>
-    </w:p>
-    <w:p>
-      <w:pPr/>
-      <w:r>
-        <w:rPr>
-          <w:lang w:val="es_ES" w:bidi="es_ES"/>
-        </w:rPr>
-      </w:r>
-      <w:r>
-        <w:rPr>
-          <w:vertAlign w:val="superscript"/>
-          <w:lang w:val="es_ES" w:bidi="es_ES"/>
-        </w:rPr>
-        <w:t>3</w:t>
-      </w:r>
-      <w:r>
-        <w:rPr>
-          <w:lang w:val="es_ES" w:bidi="es_ES"/>
-        </w:rPr>
-        <w:t xml:space="preserve"> Dios vendrá de Temán, y el Santo del monte de Parán. (Selah.) Su gloria cubrió los cielos, y la tierra se llenó de su alabanza.</w:t>
-      </w:r>
-      <w:r>
-        <w:rPr>
-          <w:lang w:val="es_ES" w:bidi="es_ES"/>
-        </w:rPr>
-      </w:r>
-      <w:r>
-        <w:rPr>
-          <w:lang w:val="es_ES" w:bidi="es_ES"/>
-        </w:rPr>
-      </w:r>
-    </w:p>
-    <w:p>
-      <w:pPr/>
-      <w:r>
-        <w:rPr>
-          <w:lang w:val="es_ES" w:bidi="es_ES"/>
-        </w:rPr>
-      </w:r>
-    </w:p>
-    <w:p>
-      <w:pPr/>
-      <w:r>
-        <w:rPr>
-          <w:lang w:val="es_ES" w:bidi="es_ES"/>
-        </w:rPr>
-      </w:r>
-      <w:r>
-        <w:rPr>
-          <w:vertAlign w:val="superscript"/>
-          <w:lang w:val="es_ES" w:bidi="es_ES"/>
-        </w:rPr>
-        <w:t>4</w:t>
-      </w:r>
-      <w:r>
-        <w:rPr>
-          <w:lang w:val="es_ES" w:bidi="es_ES"/>
-        </w:rPr>
-        <w:t xml:space="preserve"> Y el resplandor fué como la luz; rayos brillantes salían de su mano; y allí estaba escondida su fortaleza.</w:t>
-      </w:r>
-      <w:r>
-        <w:rPr>
-          <w:lang w:val="es_ES" w:bidi="es_ES"/>
-        </w:rPr>
-      </w:r>
-      <w:r>
-        <w:rPr>
-          <w:lang w:val="es_ES" w:bidi="es_ES"/>
-        </w:rPr>
-      </w:r>
-    </w:p>
-    <w:p>
-      <w:pPr/>
-      <w:r>
-        <w:rPr>
-          <w:lang w:val="es_ES" w:bidi="es_ES"/>
-        </w:rPr>
-      </w:r>
-    </w:p>
-    <w:p>
-      <w:pPr/>
-      <w:r>
-        <w:rPr>
-          <w:lang w:val="es_ES" w:bidi="es_ES"/>
-        </w:rPr>
-      </w:r>
-      <w:r>
-        <w:rPr>
-          <w:vertAlign w:val="superscript"/>
-          <w:lang w:val="es_ES" w:bidi="es_ES"/>
-        </w:rPr>
-        <w:t>5</w:t>
-      </w:r>
-      <w:r>
-        <w:rPr>
-          <w:lang w:val="es_ES" w:bidi="es_ES"/>
-        </w:rPr>
-        <w:t xml:space="preserve"> Delante de su rostro iba mortandad, y á sus pies salían carbones encendidos.</w:t>
-      </w:r>
-      <w:r>
-        <w:rPr>
-          <w:lang w:val="es_ES" w:bidi="es_ES"/>
-        </w:rPr>
-      </w:r>
-      <w:r>
-        <w:rPr>
-          <w:lang w:val="es_ES" w:bidi="es_ES"/>
-        </w:rPr>
-      </w:r>
-    </w:p>
-    <w:p>
-      <w:pPr/>
-      <w:r>
-        <w:rPr>
-          <w:lang w:val="es_ES" w:bidi="es_ES"/>
-        </w:rPr>
-      </w:r>
-    </w:p>
-    <w:p>
-      <w:pPr/>
-      <w:r>
-        <w:rPr>
-          <w:lang w:val="es_ES" w:bidi="es_ES"/>
-        </w:rPr>
-      </w:r>
-      <w:r>
-        <w:rPr>
-          <w:vertAlign w:val="superscript"/>
-          <w:lang w:val="es_ES" w:bidi="es_ES"/>
-        </w:rPr>
-        <w:t>6</w:t>
-      </w:r>
-      <w:r>
-        <w:rPr>
-          <w:lang w:val="es_ES" w:bidi="es_ES"/>
-        </w:rPr>
-        <w:t xml:space="preserve"> Paróse, y midió la tierra: miró, é hizo temblar las gentes; y los montes antiguos fueron desmenuzados, los collados antiguos se humillaron á él. Sus caminos son eternos.</w:t>
-      </w:r>
-      <w:r>
-        <w:rPr>
-          <w:lang w:val="es_ES" w:bidi="es_ES"/>
-        </w:rPr>
-      </w:r>
-      <w:r>
-        <w:rPr>
-          <w:lang w:val="es_ES" w:bidi="es_ES"/>
-        </w:rPr>
-      </w:r>
-    </w:p>
-    <w:p>
-      <w:pPr/>
-      <w:r>
-        <w:rPr>
-          <w:lang w:val="es_ES" w:bidi="es_ES"/>
-        </w:rPr>
-      </w:r>
-    </w:p>
-    <w:p>
-      <w:pPr/>
-      <w:r>
-        <w:rPr>
-          <w:lang w:val="es_ES" w:bidi="es_ES"/>
-        </w:rPr>
-      </w:r>
-      <w:r>
-        <w:rPr>
-          <w:vertAlign w:val="superscript"/>
-          <w:lang w:val="es_ES" w:bidi="es_ES"/>
-        </w:rPr>
-        <w:t>7</w:t>
-      </w:r>
-      <w:r>
-        <w:rPr>
-          <w:lang w:val="es_ES" w:bidi="es_ES"/>
-        </w:rPr>
-        <w:t xml:space="preserve"> He visto las tiendas de Cushán en aflicción; las tiendas de la tierra de Madián temblaron.</w:t>
-      </w:r>
-      <w:r>
-        <w:rPr>
-          <w:lang w:val="es_ES" w:bidi="es_ES"/>
-        </w:rPr>
-      </w:r>
-      <w:r>
-        <w:rPr>
-          <w:lang w:val="es_ES" w:bidi="es_ES"/>
-        </w:rPr>
-      </w:r>
-    </w:p>
-    <w:p>
-      <w:pPr/>
-      <w:r>
-        <w:rPr>
-          <w:lang w:val="es_ES" w:bidi="es_ES"/>
-        </w:rPr>
-      </w:r>
-    </w:p>
-    <w:p>
-      <w:pPr/>
-      <w:r>
-        <w:rPr>
-          <w:lang w:val="es_ES" w:bidi="es_ES"/>
-        </w:rPr>
-      </w:r>
-      <w:r>
-        <w:rPr>
-          <w:vertAlign w:val="superscript"/>
-          <w:lang w:val="es_ES" w:bidi="es_ES"/>
-        </w:rPr>
-        <w:t>8</w:t>
-      </w:r>
-      <w:r>
-        <w:rPr>
-          <w:lang w:val="es_ES" w:bidi="es_ES"/>
-        </w:rPr>
-        <w:t xml:space="preserve"> ¿Airóse Jehová contra los ríos? ¿contra los ríos fué tu enojo? ¿tu ira contra la mar, cuando subiste sobre tus caballos, y sobre tus carros de salud?</w:t>
-      </w:r>
-      <w:r>
-        <w:rPr>
-          <w:lang w:val="es_ES" w:bidi="es_ES"/>
-        </w:rPr>
-      </w:r>
-      <w:r>
-        <w:rPr>
-          <w:lang w:val="es_ES" w:bidi="es_ES"/>
-        </w:rPr>
-      </w:r>
-    </w:p>
-    <w:p>
-      <w:pPr/>
-      <w:r>
-        <w:rPr>
-          <w:lang w:val="es_ES" w:bidi="es_ES"/>
-        </w:rPr>
-      </w:r>
-    </w:p>
-    <w:p>
-      <w:pPr/>
-      <w:r>
-        <w:rPr>
-          <w:lang w:val="es_ES" w:bidi="es_ES"/>
-        </w:rPr>
-      </w:r>
-      <w:r>
-        <w:rPr>
-          <w:vertAlign w:val="superscript"/>
-          <w:lang w:val="es_ES" w:bidi="es_ES"/>
-        </w:rPr>
-        <w:t>9</w:t>
-      </w:r>
-      <w:r>
-        <w:rPr>
-          <w:lang w:val="es_ES" w:bidi="es_ES"/>
-        </w:rPr>
-        <w:t xml:space="preserve"> Descubrióse enteramente tu arco, los juramentos á las tribus, palabra segura. (Selah.) Hendiste la tierra con ríos.</w:t>
-      </w:r>
-      <w:r>
-        <w:rPr>
-          <w:lang w:val="es_ES" w:bidi="es_ES"/>
-        </w:rPr>
-      </w:r>
-      <w:r>
-        <w:rPr>
-          <w:lang w:val="es_ES" w:bidi="es_ES"/>
-        </w:rPr>
-      </w:r>
-    </w:p>
-    <w:p>
-      <w:pPr/>
-      <w:r>
-        <w:rPr>
-          <w:lang w:val="es_ES" w:bidi="es_ES"/>
-        </w:rPr>
-      </w:r>
-    </w:p>
-    <w:p>
-      <w:pPr/>
-      <w:r>
-        <w:rPr>
-          <w:lang w:val="es_ES" w:bidi="es_ES"/>
-        </w:rPr>
-      </w:r>
-      <w:r>
-        <w:rPr>
-          <w:vertAlign w:val="superscript"/>
-          <w:lang w:val="es_ES" w:bidi="es_ES"/>
-        </w:rPr>
-        <w:t>10</w:t>
-      </w:r>
-      <w:r>
-        <w:rPr>
-          <w:lang w:val="es_ES" w:bidi="es_ES"/>
-        </w:rPr>
-        <w:t xml:space="preserve"> Viéronte, y tuvieron temor los montes: pasó la inundación de las aguas: el abismo dió su voz, la hondura alzó sus manos.</w:t>
-      </w:r>
-      <w:r>
-        <w:rPr>
-          <w:lang w:val="es_ES" w:bidi="es_ES"/>
-        </w:rPr>
-      </w:r>
-      <w:r>
-        <w:rPr>
-          <w:lang w:val="es_ES" w:bidi="es_ES"/>
-        </w:rPr>
-      </w:r>
-    </w:p>
-    <w:p>
-      <w:pPr/>
-      <w:r>
-        <w:rPr>
-          <w:lang w:val="es_ES" w:bidi="es_ES"/>
-        </w:rPr>
-      </w:r>
-    </w:p>
-    <w:p>
-      <w:pPr/>
-      <w:r>
-        <w:rPr>
-          <w:lang w:val="es_ES" w:bidi="es_ES"/>
-        </w:rPr>
-      </w:r>
-      <w:r>
-        <w:rPr>
-          <w:vertAlign w:val="superscript"/>
-          <w:lang w:val="es_ES" w:bidi="es_ES"/>
-        </w:rPr>
-        <w:t>11</w:t>
-      </w:r>
-      <w:r>
-        <w:rPr>
-          <w:lang w:val="es_ES" w:bidi="es_ES"/>
-        </w:rPr>
-        <w:t xml:space="preserve"> El sol y la luna se pararon en su estancia: á la luz de tus saetas anduvieron, y al resplandor de tu fulgente lanza.</w:t>
-      </w:r>
-      <w:r>
-        <w:rPr>
-          <w:lang w:val="es_ES" w:bidi="es_ES"/>
-        </w:rPr>
-      </w:r>
-      <w:r>
-        <w:rPr>
-          <w:lang w:val="es_ES" w:bidi="es_ES"/>
-        </w:rPr>
-      </w:r>
-    </w:p>
-    <w:p>
-      <w:pPr/>
-      <w:r>
-        <w:rPr>
-          <w:lang w:val="es_ES" w:bidi="es_ES"/>
-        </w:rPr>
-      </w:r>
-    </w:p>
-    <w:p>
-      <w:pPr/>
-      <w:r>
-        <w:rPr>
-          <w:lang w:val="es_ES" w:bidi="es_ES"/>
-        </w:rPr>
-      </w:r>
-      <w:r>
-        <w:rPr>
-          <w:vertAlign w:val="superscript"/>
-          <w:lang w:val="es_ES" w:bidi="es_ES"/>
-        </w:rPr>
-        <w:t>12</w:t>
-      </w:r>
-      <w:r>
-        <w:rPr>
-          <w:lang w:val="es_ES" w:bidi="es_ES"/>
-        </w:rPr>
-        <w:t xml:space="preserve"> Con ira hollaste la tierra, con furor trillaste las gentes.</w:t>
-      </w:r>
-      <w:r>
-        <w:rPr>
-          <w:lang w:val="es_ES" w:bidi="es_ES"/>
-        </w:rPr>
-      </w:r>
-      <w:r>
-        <w:rPr>
-          <w:lang w:val="es_ES" w:bidi="es_ES"/>
-        </w:rPr>
-      </w:r>
-    </w:p>
-    <w:p>
-      <w:pPr/>
-      <w:r>
-        <w:rPr>
-          <w:lang w:val="es_ES" w:bidi="es_ES"/>
-        </w:rPr>
-      </w:r>
-    </w:p>
-    <w:p>
-      <w:pPr/>
-      <w:r>
-        <w:rPr>
-          <w:lang w:val="es_ES" w:bidi="es_ES"/>
-        </w:rPr>
-      </w:r>
-      <w:r>
-        <w:rPr>
-          <w:vertAlign w:val="superscript"/>
-          <w:lang w:val="es_ES" w:bidi="es_ES"/>
-        </w:rPr>
-        <w:t>13</w:t>
-      </w:r>
-      <w:r>
-        <w:rPr>
-          <w:lang w:val="es_ES" w:bidi="es_ES"/>
-        </w:rPr>
-        <w:t xml:space="preserve"> Saliste para salvar tu pueblo, para salvar con tu ungido. Traspasaste la cabeza de la casa del impío, desnudando el cimiento hasta el cuello. (Selah.)</w:t>
-      </w:r>
-      <w:r>
-        <w:rPr>
-          <w:lang w:val="es_ES" w:bidi="es_ES"/>
-        </w:rPr>
-      </w:r>
-      <w:r>
-        <w:rPr>
-          <w:lang w:val="es_ES" w:bidi="es_ES"/>
-        </w:rPr>
-      </w:r>
-    </w:p>
-    <w:p>
-      <w:pPr/>
-      <w:r>
-        <w:rPr>
-          <w:lang w:val="es_ES" w:bidi="es_ES"/>
-        </w:rPr>
-      </w:r>
-    </w:p>
-    <w:p>
-      <w:pPr/>
-      <w:r>
-        <w:rPr>
-          <w:lang w:val="es_ES" w:bidi="es_ES"/>
-        </w:rPr>
-      </w:r>
-      <w:r>
-        <w:rPr>
-          <w:vertAlign w:val="superscript"/>
-          <w:lang w:val="es_ES" w:bidi="es_ES"/>
-        </w:rPr>
-        <w:t>14</w:t>
-      </w:r>
-      <w:r>
-        <w:rPr>
-          <w:lang w:val="es_ES" w:bidi="es_ES"/>
-        </w:rPr>
-        <w:t xml:space="preserve"> Horadaste con sus báculos las cabezas de sus villas, que como tempestad acometieron para derramarme: su orgullo era como para devorar al pobre encubiertamente.</w:t>
-      </w:r>
-      <w:r>
-        <w:rPr>
-          <w:lang w:val="es_ES" w:bidi="es_ES"/>
-        </w:rPr>
-      </w:r>
-      <w:r>
-        <w:rPr>
-          <w:lang w:val="es_ES" w:bidi="es_ES"/>
-        </w:rPr>
-      </w:r>
-    </w:p>
-    <w:p>
-      <w:pPr/>
-      <w:r>
-        <w:rPr>
-          <w:lang w:val="es_ES" w:bidi="es_ES"/>
-        </w:rPr>
-      </w:r>
-    </w:p>
-    <w:p>
-      <w:pPr/>
-      <w:r>
-        <w:rPr>
-          <w:lang w:val="es_ES" w:bidi="es_ES"/>
-        </w:rPr>
-      </w:r>
-      <w:r>
-        <w:rPr>
-          <w:vertAlign w:val="superscript"/>
-          <w:lang w:val="es_ES" w:bidi="es_ES"/>
-        </w:rPr>
-        <w:t>15</w:t>
-      </w:r>
-      <w:r>
-        <w:rPr>
-          <w:lang w:val="es_ES" w:bidi="es_ES"/>
-        </w:rPr>
-        <w:t xml:space="preserve"> Hiciste camino en la mar á tus caballos, por montón de grandes aguas.</w:t>
-      </w:r>
-      <w:r>
-        <w:rPr>
-          <w:lang w:val="es_ES" w:bidi="es_ES"/>
-        </w:rPr>
-      </w:r>
-      <w:r>
-        <w:rPr>
-          <w:lang w:val="es_ES" w:bidi="es_ES"/>
-        </w:rPr>
-      </w:r>
-    </w:p>
-    <w:p>
-      <w:pPr/>
-      <w:r>
-        <w:rPr>
-          <w:lang w:val="es_ES" w:bidi="es_ES"/>
-        </w:rPr>
-      </w:r>
-    </w:p>
-    <w:p>
-      <w:pPr/>
-      <w:r>
-        <w:rPr>
-          <w:lang w:val="es_ES" w:bidi="es_ES"/>
-        </w:rPr>
-      </w:r>
-      <w:r>
-        <w:rPr>
-          <w:vertAlign w:val="superscript"/>
-          <w:lang w:val="es_ES" w:bidi="es_ES"/>
-        </w:rPr>
-        <w:t>16</w:t>
-      </w:r>
-      <w:r>
-        <w:rPr>
-          <w:lang w:val="es_ES" w:bidi="es_ES"/>
-        </w:rPr>
-        <w:t xml:space="preserve"> Oí, y tembló mi vientre; á la voz se batieron mis labios; pudrición se entró en mis huesos, y en mi asiento me estremecí; si bien estaré quieto en el día de la angustia, cuando suba al pueblo el que lo invadirá con sus tropas.</w:t>
-      </w:r>
-      <w:r>
-        <w:rPr>
-          <w:lang w:val="es_ES" w:bidi="es_ES"/>
-        </w:rPr>
-      </w:r>
-      <w:r>
-        <w:rPr>
-          <w:lang w:val="es_ES" w:bidi="es_ES"/>
-        </w:rPr>
-      </w:r>
-    </w:p>
-    <w:p>
-      <w:pPr/>
-      <w:r>
-        <w:rPr>
-          <w:lang w:val="es_ES" w:bidi="es_ES"/>
-        </w:rPr>
-      </w:r>
-    </w:p>
-    <w:p>
-      <w:pPr/>
-      <w:r>
-        <w:rPr>
-          <w:lang w:val="es_ES" w:bidi="es_ES"/>
-        </w:rPr>
-      </w:r>
-      <w:r>
-        <w:rPr>
-          <w:vertAlign w:val="superscript"/>
-          <w:lang w:val="es_ES" w:bidi="es_ES"/>
-        </w:rPr>
-        <w:t>17</w:t>
-      </w:r>
-      <w:r>
-        <w:rPr>
-          <w:lang w:val="es_ES" w:bidi="es_ES"/>
-        </w:rPr>
-        <w:t xml:space="preserve"> Aunque la higuera no florecerá, ni en las vides habrá frutos; mentirá la obra de la oliva, y los labrados no darán mantenimiento, y las ovejas serán quitadas de la majada, y no habrá vacas en los corrales;</w:t>
-      </w:r>
-      <w:r>
-        <w:rPr>
-          <w:lang w:val="es_ES" w:bidi="es_ES"/>
-        </w:rPr>
-      </w:r>
-      <w:r>
-        <w:rPr>
-          <w:lang w:val="es_ES" w:bidi="es_ES"/>
-        </w:rPr>
-      </w:r>
-    </w:p>
-    <w:p>
-      <w:pPr/>
-      <w:r>
-        <w:rPr>
-          <w:lang w:val="es_ES" w:bidi="es_ES"/>
-        </w:rPr>
-      </w:r>
-    </w:p>
-    <w:p>
-      <w:pPr/>
-      <w:r>
-        <w:rPr>
-          <w:lang w:val="es_ES" w:bidi="es_ES"/>
-        </w:rPr>
-      </w:r>
-      <w:r>
-        <w:rPr>
-          <w:vertAlign w:val="superscript"/>
-          <w:lang w:val="es_ES" w:bidi="es_ES"/>
-        </w:rPr>
-        <w:t>18</w:t>
-      </w:r>
-      <w:r>
-        <w:rPr>
-          <w:lang w:val="es_ES" w:bidi="es_ES"/>
-        </w:rPr>
-        <w:t xml:space="preserve"> Con todo, yo me alegraré en Jehová, y me gozaré en el Dios de mi salud.</w:t>
-      </w:r>
-      <w:r>
-        <w:rPr>
-          <w:lang w:val="es_ES" w:bidi="es_ES"/>
-        </w:rPr>
-      </w:r>
-      <w:r>
-        <w:rPr>
-          <w:lang w:val="es_ES" w:bidi="es_ES"/>
-        </w:rPr>
-      </w:r>
-    </w:p>
-    <w:p>
-      <w:pPr/>
-      <w:r>
-        <w:rPr>
-          <w:lang w:val="es_ES" w:bidi="es_ES"/>
-        </w:rPr>
-      </w:r>
-    </w:p>
-    <w:p>
-      <w:pPr/>
-      <w:r>
-        <w:rPr>
-          <w:lang w:val="es_ES" w:bidi="es_ES"/>
-        </w:rPr>
-      </w:r>
-      <w:r>
-        <w:rPr>
-          <w:vertAlign w:val="superscript"/>
-          <w:lang w:val="es_ES" w:bidi="es_ES"/>
-        </w:rPr>
-        <w:t>19</w:t>
-      </w:r>
-      <w:r>
-        <w:rPr>
-          <w:lang w:val="es_ES" w:bidi="es_ES"/>
-        </w:rPr>
         <w:t xml:space="preserve"> Jehová el Señor es mi fortaleza, el cual pondrá mis pies como de ciervas, y me hará andar sobre mis alturas. Al jefe de los cantores sobre mis instrumentos de cuerdas.</w:t>
-      </w:r>
-      <w:r>
-        <w:rPr>
-          <w:lang w:val="es_ES" w:bidi="es_ES"/>
-        </w:rPr>
-      </w:r>
-      <w:r>
-        <w:rPr>
-          <w:lang w:val="es_ES" w:bidi="es_ES"/>
-        </w:rPr>
       </w:r>
     </w:p>
     <w:sectPr>
